--- a/Planning/Software Requirements Specifications (SRS).docx
+++ b/Planning/Software Requirements Specifications (SRS).docx
@@ -4,47 +4,96 @@
   <w:body>
     <w:p>
       <w:pPr>
-        <w:pStyle w:val="BodyText"/>
-        <w:jc w:val="center"/>
+        <w:pStyle w:val="Title"/>
         <w:rPr>
           <w:rFonts w:asciiTheme="minorHAnsi" w:hAnsiTheme="minorHAnsi" w:cstheme="minorHAnsi"/>
           <w:b/>
-          <w:sz w:val="48"/>
+          <w:bCs/>
+          <w:w w:val="105"/>
+          <w:sz w:val="40"/>
+          <w:szCs w:val="40"/>
         </w:rPr>
       </w:pPr>
       <w:r>
         <w:rPr>
-          <w:rFonts w:asciiTheme="minorHAnsi" w:eastAsiaTheme="majorEastAsia" w:hAnsiTheme="minorHAnsi" w:cstheme="minorHAnsi"/>
+          <w:rFonts w:asciiTheme="minorHAnsi" w:hAnsiTheme="minorHAnsi" w:cstheme="minorHAnsi"/>
           <w:b/>
           <w:bCs/>
-          <w:spacing w:val="-10"/>
           <w:w w:val="105"/>
-          <w:kern w:val="28"/>
           <w:sz w:val="40"/>
           <w:szCs w:val="40"/>
-          <w14:ligatures w14:val="standardContextual"/>
-        </w:rPr>
-        <w:t xml:space="preserve">Software Requirements Specification </w:t>
+        </w:rPr>
+        <w:t xml:space="preserve">Software Requirements </w:t>
+      </w:r>
+      <w:r>
+        <w:rPr>
+          <w:rFonts w:asciiTheme="minorHAnsi" w:hAnsiTheme="minorHAnsi" w:cstheme="minorHAnsi"/>
+          <w:b/>
+          <w:bCs/>
+          <w:w w:val="105"/>
+          <w:sz w:val="40"/>
+          <w:szCs w:val="40"/>
+        </w:rPr>
+        <w:t>SPECIFICATIONS</w:t>
       </w:r>
     </w:p>
     <w:p>
       <w:pPr>
         <w:pStyle w:val="BodyText"/>
-        <w:spacing w:before="5"/>
-        <w:rPr>
-          <w:rFonts w:asciiTheme="minorHAnsi" w:hAnsiTheme="minorHAnsi" w:cstheme="minorHAnsi"/>
+        <w:spacing w:line="360" w:lineRule="auto"/>
+        <w:rPr>
+          <w:rFonts w:cstheme="minorHAnsi"/>
           <w:b/>
-          <w:sz w:val="47"/>
+          <w:sz w:val="18"/>
+          <w:szCs w:val="18"/>
         </w:rPr>
       </w:pPr>
     </w:p>
     <w:p>
       <w:pPr>
+        <w:pStyle w:val="BodyText"/>
+        <w:spacing w:line="360" w:lineRule="auto"/>
+        <w:rPr>
+          <w:rFonts w:cstheme="minorHAnsi"/>
+          <w:b/>
+          <w:sz w:val="18"/>
+          <w:szCs w:val="18"/>
+        </w:rPr>
+      </w:pPr>
+    </w:p>
+    <w:p>
+      <w:pPr>
+        <w:pStyle w:val="BodyText"/>
+        <w:spacing w:line="360" w:lineRule="auto"/>
+        <w:rPr>
+          <w:rFonts w:cstheme="minorHAnsi"/>
+          <w:b/>
+          <w:sz w:val="18"/>
+          <w:szCs w:val="18"/>
+        </w:rPr>
+      </w:pPr>
+    </w:p>
+    <w:p>
+      <w:pPr>
+        <w:pStyle w:val="BodyText"/>
+        <w:spacing w:line="360" w:lineRule="auto"/>
+        <w:rPr>
+          <w:rFonts w:cstheme="minorHAnsi"/>
+          <w:b/>
+          <w:sz w:val="18"/>
+          <w:szCs w:val="18"/>
+        </w:rPr>
+      </w:pPr>
+    </w:p>
+    <w:p>
+      <w:pPr>
+        <w:spacing w:line="360" w:lineRule="auto"/>
         <w:ind w:left="1700" w:right="1678"/>
         <w:jc w:val="center"/>
         <w:rPr>
           <w:rFonts w:cstheme="minorHAnsi"/>
           <w:b/>
+          <w:color w:val="44546A" w:themeColor="text2"/>
           <w:sz w:val="20"/>
           <w:szCs w:val="20"/>
         </w:rPr>
@@ -53,7 +102,7 @@
         <w:rPr>
           <w:rFonts w:cstheme="minorHAnsi"/>
           <w:b/>
-          <w:color w:val="1A1A1A"/>
+          <w:color w:val="44546A" w:themeColor="text2"/>
           <w:w w:val="115"/>
           <w:sz w:val="20"/>
           <w:szCs w:val="20"/>
@@ -63,16 +112,9 @@
     </w:p>
     <w:p>
       <w:pPr>
-        <w:spacing w:before="32"/>
+        <w:spacing w:before="32" w:line="360" w:lineRule="auto"/>
         <w:ind w:left="1700" w:right="1678"/>
         <w:jc w:val="center"/>
-        <w:rPr>
-          <w:rFonts w:cstheme="minorHAnsi"/>
-          <w:sz w:val="20"/>
-          <w:szCs w:val="20"/>
-        </w:rPr>
-      </w:pPr>
-      <w:r>
         <w:rPr>
           <w:rFonts w:cstheme="minorHAnsi"/>
           <w:color w:val="1A1A1A"/>
@@ -80,8 +122,7 @@
           <w:sz w:val="20"/>
           <w:szCs w:val="20"/>
         </w:rPr>
-        <w:t>Project</w:t>
-      </w:r>
+      </w:pPr>
       <w:r>
         <w:rPr>
           <w:rFonts w:cstheme="minorHAnsi"/>
@@ -90,36 +131,38 @@
           <w:sz w:val="20"/>
           <w:szCs w:val="20"/>
         </w:rPr>
-        <w:t xml:space="preserve"> Name</w:t>
+        <w:t>Project Name</w:t>
       </w:r>
     </w:p>
     <w:p>
       <w:pPr>
+        <w:spacing w:before="32" w:line="360" w:lineRule="auto"/>
         <w:ind w:left="1700" w:right="1678"/>
         <w:jc w:val="center"/>
         <w:rPr>
           <w:rFonts w:cstheme="minorHAnsi"/>
-          <w:b/>
-          <w:sz w:val="20"/>
-          <w:szCs w:val="20"/>
-        </w:rPr>
-      </w:pPr>
-      <w:r>
-        <w:rPr>
-          <w:rFonts w:cstheme="minorHAnsi"/>
-          <w:b/>
-          <w:color w:val="1A1A1A"/>
+          <w:color w:val="44546A" w:themeColor="text2"/>
           <w:w w:val="115"/>
           <w:sz w:val="20"/>
           <w:szCs w:val="20"/>
         </w:rPr>
+      </w:pPr>
+      <w:r>
+        <w:rPr>
+          <w:rFonts w:cstheme="minorHAnsi"/>
+          <w:b/>
+          <w:color w:val="44546A" w:themeColor="text2"/>
+          <w:w w:val="115"/>
+          <w:sz w:val="20"/>
+          <w:szCs w:val="20"/>
+        </w:rPr>
         <w:t>Prepared</w:t>
       </w:r>
       <w:r>
         <w:rPr>
           <w:rFonts w:cstheme="minorHAnsi"/>
           <w:b/>
-          <w:color w:val="1A1A1A"/>
+          <w:color w:val="44546A" w:themeColor="text2"/>
           <w:spacing w:val="-4"/>
           <w:w w:val="115"/>
           <w:sz w:val="20"/>
@@ -131,7 +174,7 @@
         <w:rPr>
           <w:rFonts w:cstheme="minorHAnsi"/>
           <w:b/>
-          <w:color w:val="1A1A1A"/>
+          <w:color w:val="44546A" w:themeColor="text2"/>
           <w:w w:val="115"/>
           <w:sz w:val="20"/>
           <w:szCs w:val="20"/>
@@ -141,7 +184,7 @@
     </w:p>
     <w:p>
       <w:pPr>
-        <w:spacing w:before="32"/>
+        <w:spacing w:before="32" w:line="360" w:lineRule="auto"/>
         <w:ind w:left="1700" w:right="1678"/>
         <w:jc w:val="center"/>
         <w:rPr>
@@ -165,11 +208,13 @@
     </w:p>
     <w:p>
       <w:pPr>
+        <w:spacing w:line="360" w:lineRule="auto"/>
         <w:ind w:left="1700" w:right="1678"/>
         <w:jc w:val="center"/>
         <w:rPr>
           <w:rFonts w:cstheme="minorHAnsi"/>
           <w:b/>
+          <w:color w:val="44546A" w:themeColor="text2"/>
           <w:sz w:val="20"/>
           <w:szCs w:val="20"/>
         </w:rPr>
@@ -178,40 +223,17 @@
         <w:rPr>
           <w:rFonts w:cstheme="minorHAnsi"/>
           <w:b/>
-          <w:color w:val="1A1A1A"/>
+          <w:color w:val="44546A" w:themeColor="text2"/>
           <w:w w:val="115"/>
           <w:sz w:val="20"/>
           <w:szCs w:val="20"/>
         </w:rPr>
-        <w:t>Prepared</w:t>
-      </w:r>
-      <w:r>
-        <w:rPr>
-          <w:rFonts w:cstheme="minorHAnsi"/>
-          <w:b/>
-          <w:color w:val="1A1A1A"/>
-          <w:spacing w:val="-3"/>
-          <w:w w:val="115"/>
-          <w:sz w:val="20"/>
-          <w:szCs w:val="20"/>
-        </w:rPr>
-        <w:t xml:space="preserve"> </w:t>
-      </w:r>
-      <w:r>
-        <w:rPr>
-          <w:rFonts w:cstheme="minorHAnsi"/>
-          <w:b/>
-          <w:color w:val="1A1A1A"/>
-          <w:w w:val="115"/>
-          <w:sz w:val="20"/>
-          <w:szCs w:val="20"/>
-        </w:rPr>
-        <w:t>by</w:t>
+        <w:t>Author</w:t>
       </w:r>
     </w:p>
     <w:p>
       <w:pPr>
-        <w:spacing w:before="27"/>
+        <w:spacing w:before="27" w:line="360" w:lineRule="auto"/>
         <w:ind w:left="1700" w:right="1678"/>
         <w:jc w:val="center"/>
         <w:rPr>
@@ -234,8 +256,9 @@
     <w:p>
       <w:pPr>
         <w:pStyle w:val="BodyText"/>
-        <w:rPr>
-          <w:rFonts w:asciiTheme="minorHAnsi" w:hAnsiTheme="minorHAnsi" w:cstheme="minorHAnsi"/>
+        <w:spacing w:line="360" w:lineRule="auto"/>
+        <w:rPr>
+          <w:rFonts w:cstheme="minorHAnsi"/>
           <w:sz w:val="20"/>
           <w:szCs w:val="20"/>
         </w:rPr>
@@ -244,9 +267,9 @@
     <w:p>
       <w:pPr>
         <w:pStyle w:val="BodyText"/>
-        <w:spacing w:before="3"/>
-        <w:rPr>
-          <w:rFonts w:asciiTheme="minorHAnsi" w:hAnsiTheme="minorHAnsi" w:cstheme="minorHAnsi"/>
+        <w:spacing w:before="3" w:line="360" w:lineRule="auto"/>
+        <w:rPr>
+          <w:rFonts w:cstheme="minorHAnsi"/>
           <w:sz w:val="20"/>
           <w:szCs w:val="20"/>
         </w:rPr>
@@ -255,9 +278,9 @@
     <w:p>
       <w:pPr>
         <w:pStyle w:val="BodyText"/>
-        <w:spacing w:before="3"/>
-        <w:rPr>
-          <w:rFonts w:asciiTheme="minorHAnsi" w:hAnsiTheme="minorHAnsi" w:cstheme="minorHAnsi"/>
+        <w:spacing w:before="3" w:line="360" w:lineRule="auto"/>
+        <w:rPr>
+          <w:rFonts w:cstheme="minorHAnsi"/>
           <w:sz w:val="20"/>
           <w:szCs w:val="20"/>
         </w:rPr>
@@ -266,9 +289,9 @@
     <w:p>
       <w:pPr>
         <w:pStyle w:val="BodyText"/>
-        <w:spacing w:before="3"/>
-        <w:rPr>
-          <w:rFonts w:asciiTheme="minorHAnsi" w:hAnsiTheme="minorHAnsi" w:cstheme="minorHAnsi"/>
+        <w:spacing w:before="3" w:line="360" w:lineRule="auto"/>
+        <w:rPr>
+          <w:rFonts w:cstheme="minorHAnsi"/>
           <w:sz w:val="20"/>
           <w:szCs w:val="20"/>
         </w:rPr>
@@ -276,8 +299,16 @@
     </w:p>
     <w:p>
       <w:pPr>
+        <w:spacing w:line="360" w:lineRule="auto"/>
         <w:ind w:left="1700" w:right="1681"/>
         <w:jc w:val="center"/>
+        <w:rPr>
+          <w:rFonts w:ascii="Calibri" w:hAnsi="Calibri" w:cstheme="minorHAnsi"/>
+          <w:sz w:val="20"/>
+          <w:szCs w:val="20"/>
+        </w:rPr>
+      </w:pPr>
+      <w:r>
         <w:rPr>
           <w:rFonts w:cstheme="minorHAnsi"/>
           <w:color w:val="1A1A1A"/>
@@ -285,7 +316,19 @@
           <w:sz w:val="20"/>
           <w:szCs w:val="20"/>
         </w:rPr>
-      </w:pPr>
+        <w:t>Month Day,</w:t>
+      </w:r>
+      <w:r>
+        <w:rPr>
+          <w:rFonts w:cstheme="minorHAnsi"/>
+          <w:color w:val="1A1A1A"/>
+          <w:spacing w:val="-5"/>
+          <w:w w:val="115"/>
+          <w:sz w:val="20"/>
+          <w:szCs w:val="20"/>
+        </w:rPr>
+        <w:t xml:space="preserve"> </w:t>
+      </w:r>
       <w:r>
         <w:rPr>
           <w:rFonts w:cstheme="minorHAnsi"/>
@@ -294,7 +337,7 @@
           <w:sz w:val="20"/>
           <w:szCs w:val="20"/>
         </w:rPr>
-        <w:t>Day/Month/Year</w:t>
+        <w:t>Year</w:t>
       </w:r>
     </w:p>
     <w:p>
@@ -431,7 +474,7 @@
     </w:p>
     <w:p>
       <w:pPr>
-        <w:ind w:left="1700" w:right="1681"/>
+        <w:ind w:right="1681"/>
         <w:rPr>
           <w:rFonts w:cstheme="minorHAnsi"/>
           <w:color w:val="1A1A1A"/>
@@ -443,7 +486,7 @@
     </w:p>
     <w:p>
       <w:pPr>
-        <w:ind w:left="1700" w:right="1681"/>
+        <w:ind w:right="1681"/>
         <w:rPr>
           <w:rFonts w:cstheme="minorHAnsi"/>
           <w:color w:val="1A1A1A"/>
@@ -455,54 +498,6 @@
     </w:p>
     <w:p>
       <w:pPr>
-        <w:ind w:left="1700" w:right="1681"/>
-        <w:rPr>
-          <w:rFonts w:cstheme="minorHAnsi"/>
-          <w:color w:val="1A1A1A"/>
-          <w:w w:val="115"/>
-          <w:sz w:val="20"/>
-          <w:szCs w:val="20"/>
-        </w:rPr>
-      </w:pPr>
-    </w:p>
-    <w:p>
-      <w:pPr>
-        <w:ind w:left="1700" w:right="1681"/>
-        <w:rPr>
-          <w:rFonts w:cstheme="minorHAnsi"/>
-          <w:color w:val="1A1A1A"/>
-          <w:w w:val="115"/>
-          <w:sz w:val="20"/>
-          <w:szCs w:val="20"/>
-        </w:rPr>
-      </w:pPr>
-    </w:p>
-    <w:p>
-      <w:pPr>
-        <w:ind w:left="1700" w:right="1681"/>
-        <w:rPr>
-          <w:rFonts w:cstheme="minorHAnsi"/>
-          <w:color w:val="1A1A1A"/>
-          <w:w w:val="115"/>
-          <w:sz w:val="20"/>
-          <w:szCs w:val="20"/>
-        </w:rPr>
-      </w:pPr>
-    </w:p>
-    <w:p>
-      <w:pPr>
-        <w:ind w:left="1700" w:right="1681"/>
-        <w:rPr>
-          <w:rFonts w:cstheme="minorHAnsi"/>
-          <w:color w:val="1A1A1A"/>
-          <w:w w:val="115"/>
-          <w:sz w:val="20"/>
-          <w:szCs w:val="20"/>
-        </w:rPr>
-      </w:pPr>
-    </w:p>
-    <w:p>
-      <w:pPr>
         <w:rPr>
           <w:b/>
           <w:bCs/>
@@ -511,94 +506,44 @@
         </w:rPr>
       </w:pPr>
     </w:p>
-    <w:p>
-      <w:pPr>
-        <w:rPr>
-          <w:b/>
-          <w:bCs/>
-          <w:sz w:val="24"/>
-          <w:szCs w:val="24"/>
-        </w:rPr>
-      </w:pPr>
-    </w:p>
-    <w:p>
-      <w:pPr>
-        <w:rPr>
-          <w:b/>
-          <w:bCs/>
-          <w:sz w:val="24"/>
-          <w:szCs w:val="24"/>
-        </w:rPr>
-      </w:pPr>
-    </w:p>
-    <w:p>
-      <w:pPr>
-        <w:rPr>
-          <w:b/>
-          <w:bCs/>
-          <w:sz w:val="24"/>
-          <w:szCs w:val="24"/>
-        </w:rPr>
-      </w:pPr>
-    </w:p>
-    <w:p>
-      <w:pPr>
-        <w:rPr>
-          <w:b/>
-          <w:bCs/>
-          <w:sz w:val="24"/>
-          <w:szCs w:val="24"/>
-        </w:rPr>
-      </w:pPr>
-      <w:r>
-        <w:rPr>
-          <w:b/>
-          <w:bCs/>
-          <w:sz w:val="24"/>
-          <w:szCs w:val="24"/>
-        </w:rPr>
-        <w:lastRenderedPageBreak/>
-        <w:t>Functional Requirements</w:t>
-      </w:r>
-    </w:p>
     <w:tbl>
       <w:tblPr>
-        <w:tblStyle w:val="PlainTable1"/>
-        <w:tblW w:w="10800" w:type="dxa"/>
-        <w:tblInd w:w="-5" w:type="dxa"/>
+        <w:tblStyle w:val="TableGrid"/>
+        <w:tblW w:w="10255" w:type="dxa"/>
         <w:tblLayout w:type="fixed"/>
         <w:tblLook w:val="04A0" w:firstRow="1" w:lastRow="0" w:firstColumn="1" w:lastColumn="0" w:noHBand="0" w:noVBand="1"/>
       </w:tblPr>
       <w:tblGrid>
         <w:gridCol w:w="2483"/>
         <w:gridCol w:w="3907"/>
-        <w:gridCol w:w="4410"/>
+        <w:gridCol w:w="3865"/>
       </w:tblGrid>
       <w:tr>
         <w:trPr>
-          <w:cnfStyle w:val="100000000000" w:firstRow="1" w:lastRow="0" w:firstColumn="0" w:lastColumn="0" w:oddVBand="0" w:evenVBand="0" w:oddHBand="0" w:evenHBand="0" w:firstRowFirstColumn="0" w:firstRowLastColumn="0" w:lastRowFirstColumn="0" w:lastRowLastColumn="0"/>
           <w:trHeight w:val="530"/>
         </w:trPr>
         <w:tc>
           <w:tcPr>
-            <w:cnfStyle w:val="001000000000" w:firstRow="0" w:lastRow="0" w:firstColumn="1" w:lastColumn="0" w:oddVBand="0" w:evenVBand="0" w:oddHBand="0" w:evenHBand="0" w:firstRowFirstColumn="0" w:firstRowLastColumn="0" w:lastRowFirstColumn="0" w:lastRowLastColumn="0"/>
             <w:tcW w:w="2483" w:type="dxa"/>
           </w:tcPr>
           <w:p>
             <w:pPr>
               <w:jc w:val="center"/>
               <w:rPr>
-                <w:b w:val="0"/>
-                <w:bCs w:val="0"/>
+                <w:b/>
+                <w:bCs/>
                 <w:sz w:val="18"/>
                 <w:szCs w:val="18"/>
               </w:rPr>
             </w:pPr>
             <w:r>
               <w:rPr>
+                <w:b/>
+                <w:bCs/>
                 <w:sz w:val="18"/>
                 <w:szCs w:val="18"/>
               </w:rPr>
+              <w:lastRenderedPageBreak/>
               <w:t>User Story</w:t>
             </w:r>
           </w:p>
@@ -610,16 +555,17 @@
           <w:p>
             <w:pPr>
               <w:jc w:val="center"/>
-              <w:cnfStyle w:val="100000000000" w:firstRow="1" w:lastRow="0" w:firstColumn="0" w:lastColumn="0" w:oddVBand="0" w:evenVBand="0" w:oddHBand="0" w:evenHBand="0" w:firstRowFirstColumn="0" w:firstRowLastColumn="0" w:lastRowFirstColumn="0" w:lastRowLastColumn="0"/>
               <w:rPr>
-                <w:b w:val="0"/>
-                <w:bCs w:val="0"/>
+                <w:b/>
+                <w:bCs/>
                 <w:sz w:val="18"/>
                 <w:szCs w:val="18"/>
               </w:rPr>
             </w:pPr>
             <w:r>
               <w:rPr>
+                <w:b/>
+                <w:bCs/>
                 <w:sz w:val="18"/>
                 <w:szCs w:val="18"/>
               </w:rPr>
@@ -629,21 +575,22 @@
         </w:tc>
         <w:tc>
           <w:tcPr>
-            <w:tcW w:w="4410" w:type="dxa"/>
+            <w:tcW w:w="3865" w:type="dxa"/>
           </w:tcPr>
           <w:p>
             <w:pPr>
               <w:jc w:val="center"/>
-              <w:cnfStyle w:val="100000000000" w:firstRow="1" w:lastRow="0" w:firstColumn="0" w:lastColumn="0" w:oddVBand="0" w:evenVBand="0" w:oddHBand="0" w:evenHBand="0" w:firstRowFirstColumn="0" w:firstRowLastColumn="0" w:lastRowFirstColumn="0" w:lastRowLastColumn="0"/>
               <w:rPr>
-                <w:b w:val="0"/>
-                <w:bCs w:val="0"/>
+                <w:b/>
+                <w:bCs/>
                 <w:sz w:val="18"/>
                 <w:szCs w:val="18"/>
               </w:rPr>
             </w:pPr>
             <w:r>
               <w:rPr>
+                <w:b/>
+                <w:bCs/>
                 <w:sz w:val="18"/>
                 <w:szCs w:val="18"/>
               </w:rPr>
@@ -654,12 +601,10 @@
       </w:tr>
       <w:tr>
         <w:trPr>
-          <w:cnfStyle w:val="000000100000" w:firstRow="0" w:lastRow="0" w:firstColumn="0" w:lastColumn="0" w:oddVBand="0" w:evenVBand="0" w:oddHBand="1" w:evenHBand="0" w:firstRowFirstColumn="0" w:firstRowLastColumn="0" w:lastRowFirstColumn="0" w:lastRowLastColumn="0"/>
           <w:trHeight w:val="701"/>
         </w:trPr>
         <w:tc>
           <w:tcPr>
-            <w:cnfStyle w:val="001000000000" w:firstRow="0" w:lastRow="0" w:firstColumn="1" w:lastColumn="0" w:oddVBand="0" w:evenVBand="0" w:oddHBand="0" w:evenHBand="0" w:firstRowFirstColumn="0" w:firstRowLastColumn="0" w:lastRowFirstColumn="0" w:lastRowLastColumn="0"/>
             <w:tcW w:w="2483" w:type="dxa"/>
           </w:tcPr>
           <w:p>
@@ -684,7 +629,6 @@
           </w:tcPr>
           <w:p>
             <w:pPr>
-              <w:cnfStyle w:val="000000100000" w:firstRow="0" w:lastRow="0" w:firstColumn="0" w:lastColumn="0" w:oddVBand="0" w:evenVBand="0" w:oddHBand="1" w:evenHBand="0" w:firstRowFirstColumn="0" w:firstRowLastColumn="0" w:lastRowFirstColumn="0" w:lastRowLastColumn="0"/>
               <w:rPr>
                 <w:sz w:val="18"/>
                 <w:szCs w:val="18"/>
@@ -701,7 +645,7 @@
         </w:tc>
         <w:tc>
           <w:tcPr>
-            <w:tcW w:w="4410" w:type="dxa"/>
+            <w:tcW w:w="3865" w:type="dxa"/>
           </w:tcPr>
           <w:p>
             <w:pPr>
@@ -710,7 +654,6 @@
                 <w:ilvl w:val="0"/>
                 <w:numId w:val="18"/>
               </w:numPr>
-              <w:cnfStyle w:val="000000100000" w:firstRow="0" w:lastRow="0" w:firstColumn="0" w:lastColumn="0" w:oddVBand="0" w:evenVBand="0" w:oddHBand="1" w:evenHBand="0" w:firstRowFirstColumn="0" w:firstRowLastColumn="0" w:lastRowFirstColumn="0" w:lastRowLastColumn="0"/>
               <w:rPr>
                 <w:sz w:val="18"/>
                 <w:szCs w:val="18"/>
@@ -721,7 +664,7 @@
                 <w:sz w:val="18"/>
                 <w:szCs w:val="18"/>
               </w:rPr>
-              <w:t>Nice to Have</w:t>
+              <w:t>High</w:t>
             </w:r>
           </w:p>
           <w:p>
@@ -731,7 +674,6 @@
                 <w:ilvl w:val="0"/>
                 <w:numId w:val="18"/>
               </w:numPr>
-              <w:cnfStyle w:val="000000100000" w:firstRow="0" w:lastRow="0" w:firstColumn="0" w:lastColumn="0" w:oddVBand="0" w:evenVBand="0" w:oddHBand="1" w:evenHBand="0" w:firstRowFirstColumn="0" w:firstRowLastColumn="0" w:lastRowFirstColumn="0" w:lastRowLastColumn="0"/>
               <w:rPr>
                 <w:sz w:val="18"/>
                 <w:szCs w:val="18"/>
@@ -742,7 +684,7 @@
                 <w:sz w:val="18"/>
                 <w:szCs w:val="18"/>
               </w:rPr>
-              <w:t>Highly Desired</w:t>
+              <w:t>medium</w:t>
             </w:r>
           </w:p>
           <w:p>
@@ -752,7 +694,6 @@
                 <w:ilvl w:val="0"/>
                 <w:numId w:val="18"/>
               </w:numPr>
-              <w:cnfStyle w:val="000000100000" w:firstRow="0" w:lastRow="0" w:firstColumn="0" w:lastColumn="0" w:oddVBand="0" w:evenVBand="0" w:oddHBand="1" w:evenHBand="0" w:firstRowFirstColumn="0" w:firstRowLastColumn="0" w:lastRowFirstColumn="0" w:lastRowLastColumn="0"/>
               <w:rPr>
                 <w:sz w:val="18"/>
                 <w:szCs w:val="18"/>
@@ -763,7 +704,227 @@
                 <w:sz w:val="18"/>
                 <w:szCs w:val="18"/>
               </w:rPr>
-              <w:t>Must Have</w:t>
+              <w:t>Low</w:t>
+            </w:r>
+          </w:p>
+        </w:tc>
+      </w:tr>
+      <w:tr>
+        <w:trPr>
+          <w:trHeight w:val="701"/>
+        </w:trPr>
+        <w:tc>
+          <w:tcPr>
+            <w:tcW w:w="2483" w:type="dxa"/>
+          </w:tcPr>
+          <w:p>
+            <w:pPr>
+              <w:rPr>
+                <w:sz w:val="18"/>
+                <w:szCs w:val="18"/>
+              </w:rPr>
+            </w:pPr>
+            <w:r>
+              <w:rPr>
+                <w:sz w:val="18"/>
+                <w:szCs w:val="18"/>
+              </w:rPr>
+              <w:t>Story Title</w:t>
+            </w:r>
+          </w:p>
+        </w:tc>
+        <w:tc>
+          <w:tcPr>
+            <w:tcW w:w="3907" w:type="dxa"/>
+          </w:tcPr>
+          <w:p>
+            <w:pPr>
+              <w:rPr>
+                <w:sz w:val="18"/>
+                <w:szCs w:val="18"/>
+              </w:rPr>
+            </w:pPr>
+            <w:r>
+              <w:rPr>
+                <w:sz w:val="18"/>
+                <w:szCs w:val="18"/>
+              </w:rPr>
+              <w:t>Story Description</w:t>
+            </w:r>
+          </w:p>
+        </w:tc>
+        <w:tc>
+          <w:tcPr>
+            <w:tcW w:w="3865" w:type="dxa"/>
+          </w:tcPr>
+          <w:p>
+            <w:pPr>
+              <w:pStyle w:val="ListParagraph"/>
+              <w:numPr>
+                <w:ilvl w:val="0"/>
+                <w:numId w:val="18"/>
+              </w:numPr>
+              <w:rPr>
+                <w:sz w:val="18"/>
+                <w:szCs w:val="18"/>
+              </w:rPr>
+            </w:pPr>
+            <w:r>
+              <w:rPr>
+                <w:sz w:val="18"/>
+                <w:szCs w:val="18"/>
+              </w:rPr>
+              <w:t>High</w:t>
+            </w:r>
+          </w:p>
+          <w:p>
+            <w:pPr>
+              <w:pStyle w:val="ListParagraph"/>
+              <w:numPr>
+                <w:ilvl w:val="0"/>
+                <w:numId w:val="18"/>
+              </w:numPr>
+              <w:rPr>
+                <w:sz w:val="18"/>
+                <w:szCs w:val="18"/>
+              </w:rPr>
+            </w:pPr>
+            <w:r>
+              <w:rPr>
+                <w:sz w:val="18"/>
+                <w:szCs w:val="18"/>
+              </w:rPr>
+              <w:t>medium</w:t>
+            </w:r>
+          </w:p>
+          <w:p>
+            <w:pPr>
+              <w:pStyle w:val="ListParagraph"/>
+              <w:numPr>
+                <w:ilvl w:val="0"/>
+                <w:numId w:val="18"/>
+              </w:numPr>
+              <w:rPr>
+                <w:sz w:val="18"/>
+                <w:szCs w:val="18"/>
+              </w:rPr>
+            </w:pPr>
+            <w:r>
+              <w:rPr>
+                <w:sz w:val="18"/>
+                <w:szCs w:val="18"/>
+              </w:rPr>
+              <w:t>Low</w:t>
+            </w:r>
+          </w:p>
+        </w:tc>
+      </w:tr>
+      <w:tr>
+        <w:trPr>
+          <w:trHeight w:val="701"/>
+        </w:trPr>
+        <w:tc>
+          <w:tcPr>
+            <w:tcW w:w="2483" w:type="dxa"/>
+          </w:tcPr>
+          <w:p>
+            <w:pPr>
+              <w:rPr>
+                <w:sz w:val="18"/>
+                <w:szCs w:val="18"/>
+              </w:rPr>
+            </w:pPr>
+            <w:r>
+              <w:rPr>
+                <w:sz w:val="18"/>
+                <w:szCs w:val="18"/>
+              </w:rPr>
+              <w:t>Story Title</w:t>
+            </w:r>
+          </w:p>
+        </w:tc>
+        <w:tc>
+          <w:tcPr>
+            <w:tcW w:w="3907" w:type="dxa"/>
+          </w:tcPr>
+          <w:p>
+            <w:pPr>
+              <w:rPr>
+                <w:sz w:val="18"/>
+                <w:szCs w:val="18"/>
+              </w:rPr>
+            </w:pPr>
+            <w:r>
+              <w:rPr>
+                <w:sz w:val="18"/>
+                <w:szCs w:val="18"/>
+              </w:rPr>
+              <w:t>Story Description</w:t>
+            </w:r>
+          </w:p>
+        </w:tc>
+        <w:tc>
+          <w:tcPr>
+            <w:tcW w:w="3865" w:type="dxa"/>
+          </w:tcPr>
+          <w:p>
+            <w:pPr>
+              <w:pStyle w:val="ListParagraph"/>
+              <w:numPr>
+                <w:ilvl w:val="0"/>
+                <w:numId w:val="18"/>
+              </w:numPr>
+              <w:rPr>
+                <w:sz w:val="18"/>
+                <w:szCs w:val="18"/>
+              </w:rPr>
+            </w:pPr>
+            <w:r>
+              <w:rPr>
+                <w:sz w:val="18"/>
+                <w:szCs w:val="18"/>
+              </w:rPr>
+              <w:t>High</w:t>
+            </w:r>
+          </w:p>
+          <w:p>
+            <w:pPr>
+              <w:pStyle w:val="ListParagraph"/>
+              <w:numPr>
+                <w:ilvl w:val="0"/>
+                <w:numId w:val="18"/>
+              </w:numPr>
+              <w:rPr>
+                <w:sz w:val="18"/>
+                <w:szCs w:val="18"/>
+              </w:rPr>
+            </w:pPr>
+            <w:r>
+              <w:rPr>
+                <w:sz w:val="18"/>
+                <w:szCs w:val="18"/>
+              </w:rPr>
+              <w:t>medium</w:t>
+            </w:r>
+          </w:p>
+          <w:p>
+            <w:pPr>
+              <w:pStyle w:val="ListParagraph"/>
+              <w:numPr>
+                <w:ilvl w:val="0"/>
+                <w:numId w:val="18"/>
+              </w:numPr>
+              <w:rPr>
+                <w:sz w:val="18"/>
+                <w:szCs w:val="18"/>
+              </w:rPr>
+            </w:pPr>
+            <w:r>
+              <w:rPr>
+                <w:sz w:val="18"/>
+                <w:szCs w:val="18"/>
+              </w:rPr>
+              <w:t>Low</w:t>
             </w:r>
           </w:p>
         </w:tc>
@@ -771,27 +932,38 @@
     </w:tbl>
     <w:p>
       <w:pPr>
+        <w:spacing w:before="240"/>
+        <w:jc w:val="center"/>
+        <w:rPr>
+          <w:rFonts w:ascii="Times New Roman" w:hAnsi="Times New Roman" w:cs="Times New Roman"/>
+          <w:sz w:val="24"/>
+          <w:szCs w:val="24"/>
+        </w:rPr>
+      </w:pPr>
+      <w:r>
+        <w:rPr>
+          <w:rFonts w:ascii="Times New Roman" w:hAnsi="Times New Roman" w:cs="Times New Roman"/>
+          <w:sz w:val="20"/>
+          <w:szCs w:val="20"/>
+        </w:rPr>
+        <w:t>Table 1 – Functional Requirements</w:t>
+      </w:r>
+    </w:p>
+    <w:p>
+      <w:pPr>
         <w:rPr>
           <w:b/>
           <w:bCs/>
-          <w:sz w:val="20"/>
-          <w:szCs w:val="20"/>
-        </w:rPr>
-      </w:pPr>
-    </w:p>
-    <w:p>
-      <w:pPr>
+          <w:color w:val="44546A" w:themeColor="text2"/>
+          <w:sz w:val="24"/>
+          <w:szCs w:val="24"/>
+        </w:rPr>
+      </w:pPr>
+      <w:r>
         <w:rPr>
           <w:b/>
           <w:bCs/>
-          <w:sz w:val="24"/>
-          <w:szCs w:val="24"/>
-        </w:rPr>
-      </w:pPr>
-      <w:r>
-        <w:rPr>
-          <w:b/>
-          <w:bCs/>
+          <w:color w:val="44546A" w:themeColor="text2"/>
           <w:sz w:val="24"/>
           <w:szCs w:val="24"/>
         </w:rPr>
@@ -818,12 +990,13 @@
           <w:sz w:val="18"/>
           <w:szCs w:val="18"/>
         </w:rPr>
-        <w:t>1. Operational</w:t>
+        <w:t>Operational Requirements</w:t>
       </w:r>
     </w:p>
     <w:p>
       <w:pPr>
         <w:spacing w:before="100" w:beforeAutospacing="1" w:after="100" w:afterAutospacing="1" w:line="240" w:lineRule="auto"/>
+        <w:outlineLvl w:val="2"/>
         <w:rPr>
           <w:rFonts w:eastAsia="Times New Roman" w:cstheme="minorHAnsi"/>
           <w:sz w:val="18"/>
@@ -831,6 +1004,18 @@
         </w:rPr>
       </w:pPr>
       <w:r>
+        <w:rPr>
+          <w:rFonts w:eastAsia="Times New Roman" w:cstheme="minorHAnsi"/>
+          <w:sz w:val="18"/>
+          <w:szCs w:val="18"/>
+        </w:rPr>
+        <w:t>Operational requirements define how the system will function and be managed on a daily basis. These requirements ensure smooth, efficient, and reliable system operation. They cover processes, workflows, and maintenance procedures needed to keep the system running effectively.</w:t>
+      </w:r>
+    </w:p>
+    <w:p>
+      <w:pPr>
+        <w:spacing w:before="100" w:beforeAutospacing="1" w:after="100" w:afterAutospacing="1" w:line="240" w:lineRule="auto"/>
+        <w:outlineLvl w:val="2"/>
         <w:rPr>
           <w:rFonts w:eastAsia="Times New Roman" w:cstheme="minorHAnsi"/>
           <w:b/>
@@ -838,21 +1023,8 @@
           <w:sz w:val="18"/>
           <w:szCs w:val="18"/>
         </w:rPr>
-        <w:t>Operational requirements</w:t>
-      </w:r>
+      </w:pPr>
       <w:r>
-        <w:rPr>
-          <w:rFonts w:eastAsia="Times New Roman" w:cstheme="minorHAnsi"/>
-          <w:sz w:val="18"/>
-          <w:szCs w:val="18"/>
-        </w:rPr>
-        <w:t xml:space="preserve"> define how the system will run and be managed on a day-to-day basis. These requirements ensure that the system can operate smoothly and efficiently.</w:t>
-      </w:r>
-    </w:p>
-    <w:p>
-      <w:pPr>
-        <w:spacing w:before="100" w:beforeAutospacing="1" w:after="100" w:afterAutospacing="1" w:line="240" w:lineRule="auto"/>
-        <w:outlineLvl w:val="2"/>
         <w:rPr>
           <w:rFonts w:eastAsia="Times New Roman" w:cstheme="minorHAnsi"/>
           <w:b/>
@@ -860,8 +1032,78 @@
           <w:sz w:val="18"/>
           <w:szCs w:val="18"/>
         </w:rPr>
+        <w:t>Performance Requirements</w:t>
+      </w:r>
+    </w:p>
+    <w:p>
+      <w:pPr>
+        <w:spacing w:before="100" w:beforeAutospacing="1" w:after="100" w:afterAutospacing="1" w:line="240" w:lineRule="auto"/>
+        <w:outlineLvl w:val="2"/>
+        <w:rPr>
+          <w:rFonts w:eastAsia="Times New Roman" w:cstheme="minorHAnsi"/>
+          <w:sz w:val="18"/>
+          <w:szCs w:val="18"/>
+        </w:rPr>
       </w:pPr>
       <w:r>
+        <w:rPr>
+          <w:rFonts w:eastAsia="Times New Roman" w:cstheme="minorHAnsi"/>
+          <w:sz w:val="18"/>
+          <w:szCs w:val="18"/>
+        </w:rPr>
+        <w:t>Performance requirements specify the expected speed, responsiveness, and reliability of the system under various conditions. These requirements ensure the system can handle anticipated workloads and user interactions without performance degradation. Key considerations include:</w:t>
+      </w:r>
+    </w:p>
+    <w:p>
+      <w:pPr>
+        <w:numPr>
+          <w:ilvl w:val="0"/>
+          <w:numId w:val="22"/>
+        </w:numPr>
+        <w:spacing w:before="100" w:beforeAutospacing="1" w:after="100" w:afterAutospacing="1" w:line="240" w:lineRule="auto"/>
+        <w:outlineLvl w:val="2"/>
+        <w:rPr>
+          <w:rFonts w:eastAsia="Times New Roman" w:cstheme="minorHAnsi"/>
+          <w:sz w:val="18"/>
+          <w:szCs w:val="18"/>
+        </w:rPr>
+      </w:pPr>
+      <w:r>
+        <w:rPr>
+          <w:rFonts w:eastAsia="Times New Roman" w:cstheme="minorHAnsi"/>
+          <w:sz w:val="18"/>
+          <w:szCs w:val="18"/>
+        </w:rPr>
+        <w:t>Infrastructure: Covers the hardware, software, and network resources necessary to support the system. A robust infrastructure ensures operational stability and high performance.</w:t>
+      </w:r>
+    </w:p>
+    <w:p>
+      <w:pPr>
+        <w:numPr>
+          <w:ilvl w:val="0"/>
+          <w:numId w:val="22"/>
+        </w:numPr>
+        <w:spacing w:before="100" w:beforeAutospacing="1" w:after="100" w:afterAutospacing="1" w:line="240" w:lineRule="auto"/>
+        <w:outlineLvl w:val="2"/>
+        <w:rPr>
+          <w:rFonts w:eastAsia="Times New Roman" w:cstheme="minorHAnsi"/>
+          <w:sz w:val="18"/>
+          <w:szCs w:val="18"/>
+        </w:rPr>
+      </w:pPr>
+      <w:r>
+        <w:rPr>
+          <w:rFonts w:eastAsia="Times New Roman" w:cstheme="minorHAnsi"/>
+          <w:sz w:val="18"/>
+          <w:szCs w:val="18"/>
+        </w:rPr>
+        <w:t>Scalability: Defines the system’s ability to expand or contract to handle changing loads. Scalability ensures the system can grow with user demand without compromising efficiency or responsiveness.</w:t>
+      </w:r>
+    </w:p>
+    <w:p>
+      <w:pPr>
+        <w:spacing w:before="100" w:beforeAutospacing="1" w:after="100" w:afterAutospacing="1" w:line="240" w:lineRule="auto"/>
+        <w:outlineLvl w:val="2"/>
         <w:rPr>
           <w:rFonts w:eastAsia="Times New Roman" w:cstheme="minorHAnsi"/>
           <w:b/>
@@ -869,17 +1111,6 @@
           <w:sz w:val="18"/>
           <w:szCs w:val="18"/>
         </w:rPr>
-        <w:t>2. Performance</w:t>
-      </w:r>
-    </w:p>
-    <w:p>
-      <w:pPr>
-        <w:spacing w:before="100" w:beforeAutospacing="1" w:after="100" w:afterAutospacing="1" w:line="240" w:lineRule="auto"/>
-        <w:rPr>
-          <w:rFonts w:eastAsia="Times New Roman" w:cstheme="minorHAnsi"/>
-          <w:sz w:val="18"/>
-          <w:szCs w:val="18"/>
-        </w:rPr>
       </w:pPr>
       <w:r>
         <w:rPr>
@@ -889,24 +1120,36 @@
           <w:sz w:val="18"/>
           <w:szCs w:val="18"/>
         </w:rPr>
-        <w:t>Performance requirements</w:t>
+        <w:t>Security Requirements</w:t>
       </w:r>
-      <w:r>
+    </w:p>
+    <w:p>
+      <w:pPr>
+        <w:spacing w:before="100" w:beforeAutospacing="1" w:after="100" w:afterAutospacing="1" w:line="240" w:lineRule="auto"/>
+        <w:outlineLvl w:val="2"/>
         <w:rPr>
           <w:rFonts w:eastAsia="Times New Roman" w:cstheme="minorHAnsi"/>
           <w:sz w:val="18"/>
           <w:szCs w:val="18"/>
         </w:rPr>
-        <w:t xml:space="preserve"> specify how fast and responsive the system should be under various conditions. These requirements ensure that the system can handle the expected workload and user interactions without degradation in performance.</w:t>
+      </w:pPr>
+      <w:r>
+        <w:rPr>
+          <w:rFonts w:eastAsia="Times New Roman" w:cstheme="minorHAnsi"/>
+          <w:sz w:val="18"/>
+          <w:szCs w:val="18"/>
+        </w:rPr>
+        <w:t>Security requirements protect the system, its data, and its users from unauthorized access and potential threats. They ensure the system is resilient and trustworthy. Key components include:</w:t>
       </w:r>
     </w:p>
     <w:p>
       <w:pPr>
         <w:numPr>
           <w:ilvl w:val="0"/>
-          <w:numId w:val="19"/>
+          <w:numId w:val="23"/>
         </w:numPr>
         <w:spacing w:before="100" w:beforeAutospacing="1" w:after="100" w:afterAutospacing="1" w:line="240" w:lineRule="auto"/>
+        <w:outlineLvl w:val="2"/>
         <w:rPr>
           <w:rFonts w:eastAsia="Times New Roman" w:cstheme="minorHAnsi"/>
           <w:sz w:val="18"/>
@@ -916,29 +1159,43 @@
       <w:r>
         <w:rPr>
           <w:rFonts w:eastAsia="Times New Roman" w:cstheme="minorHAnsi"/>
-          <w:b/>
-          <w:bCs/>
           <w:sz w:val="18"/>
           <w:szCs w:val="18"/>
         </w:rPr>
-        <w:t>Infrastructure:</w:t>
+        <w:t>Access Control: Establishes who can access the system and what actions they are allowed to perform. This includes user authentication and authorization to ensure only authorized personnel can access specific features or data.</w:t>
       </w:r>
-      <w:r>
+    </w:p>
+    <w:p>
+      <w:pPr>
+        <w:numPr>
+          <w:ilvl w:val="0"/>
+          <w:numId w:val="23"/>
+        </w:numPr>
+        <w:spacing w:before="100" w:beforeAutospacing="1" w:after="100" w:afterAutospacing="1" w:line="240" w:lineRule="auto"/>
+        <w:outlineLvl w:val="2"/>
         <w:rPr>
           <w:rFonts w:eastAsia="Times New Roman" w:cstheme="minorHAnsi"/>
           <w:sz w:val="18"/>
           <w:szCs w:val="18"/>
         </w:rPr>
-        <w:t xml:space="preserve"> This encompasses the underlying hardware, software, and network resources needed to support the system. It ensures that the system has a robust foundation to meet its operational and performance goals.</w:t>
+      </w:pPr>
+      <w:r>
+        <w:rPr>
+          <w:rFonts w:eastAsia="Times New Roman" w:cstheme="minorHAnsi"/>
+          <w:sz w:val="18"/>
+          <w:szCs w:val="18"/>
+        </w:rPr>
+        <w:t>Server Protection: Involves measures to safeguard servers from physical and cyber threats, including hacking, malware, and denial-of-service attacks.</w:t>
       </w:r>
     </w:p>
     <w:p>
       <w:pPr>
         <w:numPr>
           <w:ilvl w:val="0"/>
-          <w:numId w:val="19"/>
+          <w:numId w:val="23"/>
         </w:numPr>
         <w:spacing w:before="100" w:beforeAutospacing="1" w:after="100" w:afterAutospacing="1" w:line="240" w:lineRule="auto"/>
+        <w:outlineLvl w:val="2"/>
         <w:rPr>
           <w:rFonts w:eastAsia="Times New Roman" w:cstheme="minorHAnsi"/>
           <w:sz w:val="18"/>
@@ -948,250 +1205,10 @@
       <w:r>
         <w:rPr>
           <w:rFonts w:eastAsia="Times New Roman" w:cstheme="minorHAnsi"/>
-          <w:b/>
-          <w:bCs/>
           <w:sz w:val="18"/>
           <w:szCs w:val="18"/>
         </w:rPr>
-        <w:t>Scalability:</w:t>
-      </w:r>
-      <w:r>
-        <w:rPr>
-          <w:rFonts w:eastAsia="Times New Roman" w:cstheme="minorHAnsi"/>
-          <w:sz w:val="18"/>
-          <w:szCs w:val="18"/>
-        </w:rPr>
-        <w:t xml:space="preserve"> This requirement focuses on the system’s ability to grow and handle increased loads. It ensures that the system can expand and contract as needed without compromising performance.</w:t>
-      </w:r>
-    </w:p>
-    <w:p>
-      <w:pPr>
-        <w:spacing w:before="100" w:beforeAutospacing="1" w:after="100" w:afterAutospacing="1" w:line="240" w:lineRule="auto"/>
-        <w:outlineLvl w:val="2"/>
-        <w:rPr>
-          <w:rFonts w:eastAsia="Times New Roman" w:cstheme="minorHAnsi"/>
-          <w:b/>
-          <w:bCs/>
-          <w:sz w:val="18"/>
-          <w:szCs w:val="18"/>
-        </w:rPr>
-      </w:pPr>
-      <w:r>
-        <w:rPr>
-          <w:rFonts w:eastAsia="Times New Roman" w:cstheme="minorHAnsi"/>
-          <w:b/>
-          <w:bCs/>
-          <w:sz w:val="18"/>
-          <w:szCs w:val="18"/>
-        </w:rPr>
-        <w:t>3. Security</w:t>
-      </w:r>
-    </w:p>
-    <w:p>
-      <w:pPr>
-        <w:spacing w:before="100" w:beforeAutospacing="1" w:after="100" w:afterAutospacing="1" w:line="240" w:lineRule="auto"/>
-        <w:rPr>
-          <w:rFonts w:eastAsia="Times New Roman" w:cstheme="minorHAnsi"/>
-          <w:sz w:val="18"/>
-          <w:szCs w:val="18"/>
-        </w:rPr>
-      </w:pPr>
-      <w:r>
-        <w:rPr>
-          <w:rFonts w:eastAsia="Times New Roman" w:cstheme="minorHAnsi"/>
-          <w:b/>
-          <w:bCs/>
-          <w:sz w:val="18"/>
-          <w:szCs w:val="18"/>
-        </w:rPr>
-        <w:t>Security requirements</w:t>
-      </w:r>
-      <w:r>
-        <w:rPr>
-          <w:rFonts w:eastAsia="Times New Roman" w:cstheme="minorHAnsi"/>
-          <w:sz w:val="18"/>
-          <w:szCs w:val="18"/>
-        </w:rPr>
-        <w:t xml:space="preserve"> protect the system and its data from unauthorized access and potential threats. These requirements ensure that the system is secure and resilient against attacks.</w:t>
-      </w:r>
-    </w:p>
-    <w:p>
-      <w:pPr>
-        <w:numPr>
-          <w:ilvl w:val="0"/>
-          <w:numId w:val="20"/>
-        </w:numPr>
-        <w:spacing w:before="100" w:beforeAutospacing="1" w:after="100" w:afterAutospacing="1" w:line="240" w:lineRule="auto"/>
-        <w:rPr>
-          <w:rFonts w:eastAsia="Times New Roman" w:cstheme="minorHAnsi"/>
-          <w:sz w:val="18"/>
-          <w:szCs w:val="18"/>
-        </w:rPr>
-      </w:pPr>
-      <w:r>
-        <w:rPr>
-          <w:rFonts w:eastAsia="Times New Roman" w:cstheme="minorHAnsi"/>
-          <w:b/>
-          <w:bCs/>
-          <w:sz w:val="18"/>
-          <w:szCs w:val="18"/>
-        </w:rPr>
-        <w:t>Access Control:</w:t>
-      </w:r>
-      <w:r>
-        <w:rPr>
-          <w:rFonts w:eastAsia="Times New Roman" w:cstheme="minorHAnsi"/>
-          <w:sz w:val="18"/>
-          <w:szCs w:val="18"/>
-        </w:rPr>
-        <w:t xml:space="preserve"> This involves defining who can access the system and what actions they can perform. It includes user authentication and authorization to ensure that only authorized users can access specific features and data.</w:t>
-      </w:r>
-    </w:p>
-    <w:p>
-      <w:pPr>
-        <w:numPr>
-          <w:ilvl w:val="0"/>
-          <w:numId w:val="20"/>
-        </w:numPr>
-        <w:spacing w:before="100" w:beforeAutospacing="1" w:after="100" w:afterAutospacing="1" w:line="240" w:lineRule="auto"/>
-        <w:rPr>
-          <w:rFonts w:eastAsia="Times New Roman" w:cstheme="minorHAnsi"/>
-          <w:sz w:val="18"/>
-          <w:szCs w:val="18"/>
-        </w:rPr>
-      </w:pPr>
-      <w:r>
-        <w:rPr>
-          <w:rFonts w:eastAsia="Times New Roman" w:cstheme="minorHAnsi"/>
-          <w:b/>
-          <w:bCs/>
-          <w:sz w:val="18"/>
-          <w:szCs w:val="18"/>
-        </w:rPr>
-        <w:t>Server Protection:</w:t>
-      </w:r>
-      <w:r>
-        <w:rPr>
-          <w:rFonts w:eastAsia="Times New Roman" w:cstheme="minorHAnsi"/>
-          <w:sz w:val="18"/>
-          <w:szCs w:val="18"/>
-        </w:rPr>
-        <w:t xml:space="preserve"> This includes measures to protect the server from physical and cyber threats. It ensures the server is secure from attacks like hacking, malware, and denial-of-service attacks.</w:t>
-      </w:r>
-    </w:p>
-    <w:p>
-      <w:pPr>
-        <w:numPr>
-          <w:ilvl w:val="0"/>
-          <w:numId w:val="20"/>
-        </w:numPr>
-        <w:spacing w:before="100" w:beforeAutospacing="1" w:after="100" w:afterAutospacing="1" w:line="240" w:lineRule="auto"/>
-        <w:rPr>
-          <w:rFonts w:eastAsia="Times New Roman" w:cstheme="minorHAnsi"/>
-          <w:sz w:val="18"/>
-          <w:szCs w:val="18"/>
-        </w:rPr>
-      </w:pPr>
-      <w:r>
-        <w:rPr>
-          <w:rFonts w:eastAsia="Times New Roman" w:cstheme="minorHAnsi"/>
-          <w:b/>
-          <w:bCs/>
-          <w:sz w:val="18"/>
-          <w:szCs w:val="18"/>
-        </w:rPr>
-        <w:t>Database Protection:</w:t>
-      </w:r>
-      <w:r>
-        <w:rPr>
-          <w:rFonts w:eastAsia="Times New Roman" w:cstheme="minorHAnsi"/>
-          <w:sz w:val="18"/>
-          <w:szCs w:val="18"/>
-        </w:rPr>
-        <w:t xml:space="preserve"> This involves securing the database from unauthorized access and ensuring data integrity and confidentiality. It includes encryption, regular backups, and access controls.</w:t>
-      </w:r>
-    </w:p>
-    <w:p>
-      <w:pPr>
-        <w:spacing w:before="100" w:beforeAutospacing="1" w:after="100" w:afterAutospacing="1" w:line="240" w:lineRule="auto"/>
-        <w:outlineLvl w:val="2"/>
-        <w:rPr>
-          <w:rFonts w:eastAsia="Times New Roman" w:cstheme="minorHAnsi"/>
-          <w:b/>
-          <w:bCs/>
-          <w:sz w:val="18"/>
-          <w:szCs w:val="18"/>
-        </w:rPr>
-      </w:pPr>
-      <w:r>
-        <w:rPr>
-          <w:rFonts w:eastAsia="Times New Roman" w:cstheme="minorHAnsi"/>
-          <w:b/>
-          <w:bCs/>
-          <w:sz w:val="18"/>
-          <w:szCs w:val="18"/>
-        </w:rPr>
-        <w:t>4. Cultural and Political</w:t>
-      </w:r>
-    </w:p>
-    <w:p>
-      <w:pPr>
-        <w:spacing w:before="100" w:beforeAutospacing="1" w:after="100" w:afterAutospacing="1" w:line="240" w:lineRule="auto"/>
-        <w:rPr>
-          <w:rFonts w:eastAsia="Times New Roman" w:cstheme="minorHAnsi"/>
-          <w:sz w:val="18"/>
-          <w:szCs w:val="18"/>
-        </w:rPr>
-      </w:pPr>
-      <w:r>
-        <w:rPr>
-          <w:rFonts w:eastAsia="Times New Roman" w:cstheme="minorHAnsi"/>
-          <w:b/>
-          <w:bCs/>
-          <w:sz w:val="18"/>
-          <w:szCs w:val="18"/>
-        </w:rPr>
-        <w:t>Cultural and political requirements</w:t>
-      </w:r>
-      <w:r>
-        <w:rPr>
-          <w:rFonts w:eastAsia="Times New Roman" w:cstheme="minorHAnsi"/>
-          <w:sz w:val="18"/>
-          <w:szCs w:val="18"/>
-        </w:rPr>
-        <w:t xml:space="preserve"> involve ensuring the system adheres to the cultural norms and political regulations of the regions where it will be used. These requirements ensure that the system is culturally sensitive and legally compliant.</w:t>
-      </w:r>
-    </w:p>
-    <w:p>
-      <w:pPr>
-        <w:numPr>
-          <w:ilvl w:val="0"/>
-          <w:numId w:val="21"/>
-        </w:numPr>
-        <w:spacing w:before="100" w:beforeAutospacing="1" w:after="100" w:afterAutospacing="1" w:line="240" w:lineRule="auto"/>
-        <w:rPr>
-          <w:rFonts w:eastAsia="Times New Roman" w:cstheme="minorHAnsi"/>
-          <w:sz w:val="18"/>
-          <w:szCs w:val="18"/>
-        </w:rPr>
-      </w:pPr>
-      <w:r>
-        <w:rPr>
-          <w:rFonts w:eastAsia="Times New Roman" w:cstheme="minorHAnsi"/>
-          <w:b/>
-          <w:bCs/>
-          <w:sz w:val="18"/>
-          <w:szCs w:val="18"/>
-        </w:rPr>
-        <w:t>Compliance with Legal and Regulatory Requirements:</w:t>
-      </w:r>
-      <w:r>
-        <w:rPr>
-          <w:rFonts w:eastAsia="Times New Roman" w:cstheme="minorHAnsi"/>
-          <w:sz w:val="18"/>
-          <w:szCs w:val="18"/>
-        </w:rPr>
-        <w:t xml:space="preserve"> This involves ensuring that the system complies with all relevant laws and regulations. It includes data privacy laws, industry standards, and any other legal requirements that the system must adhere to.</w:t>
+        <w:t>Database Protection: Ensures the security, integrity, and confidentiality of the database. Measures may include encryption, regular backups, and strict access controls.</w:t>
       </w:r>
     </w:p>
     <w:sectPr>
@@ -1973,6 +1990,155 @@
     </w:lvl>
   </w:abstractNum>
   <w:abstractNum w:abstractNumId="6" w15:restartNumberingAfterBreak="0">
+    <w:nsid w:val="23426360"/>
+    <w:multiLevelType w:val="multilevel"/>
+    <w:tmpl w:val="550AC672"/>
+    <w:lvl w:ilvl="0">
+      <w:start w:val="1"/>
+      <w:numFmt w:val="bullet"/>
+      <w:lvlText w:val=""/>
+      <w:lvlJc w:val="left"/>
+      <w:pPr>
+        <w:tabs>
+          <w:tab w:val="num" w:pos="720"/>
+        </w:tabs>
+        <w:ind w:left="720" w:hanging="360"/>
+      </w:pPr>
+      <w:rPr>
+        <w:rFonts w:ascii="Symbol" w:hAnsi="Symbol" w:hint="default"/>
+        <w:sz w:val="20"/>
+      </w:rPr>
+    </w:lvl>
+    <w:lvl w:ilvl="1" w:tentative="1">
+      <w:start w:val="1"/>
+      <w:numFmt w:val="bullet"/>
+      <w:lvlText w:val="o"/>
+      <w:lvlJc w:val="left"/>
+      <w:pPr>
+        <w:tabs>
+          <w:tab w:val="num" w:pos="1440"/>
+        </w:tabs>
+        <w:ind w:left="1440" w:hanging="360"/>
+      </w:pPr>
+      <w:rPr>
+        <w:rFonts w:ascii="Courier New" w:hAnsi="Courier New" w:hint="default"/>
+        <w:sz w:val="20"/>
+      </w:rPr>
+    </w:lvl>
+    <w:lvl w:ilvl="2" w:tentative="1">
+      <w:start w:val="1"/>
+      <w:numFmt w:val="bullet"/>
+      <w:lvlText w:val=""/>
+      <w:lvlJc w:val="left"/>
+      <w:pPr>
+        <w:tabs>
+          <w:tab w:val="num" w:pos="2160"/>
+        </w:tabs>
+        <w:ind w:left="2160" w:hanging="360"/>
+      </w:pPr>
+      <w:rPr>
+        <w:rFonts w:ascii="Wingdings" w:hAnsi="Wingdings" w:hint="default"/>
+        <w:sz w:val="20"/>
+      </w:rPr>
+    </w:lvl>
+    <w:lvl w:ilvl="3" w:tentative="1">
+      <w:start w:val="1"/>
+      <w:numFmt w:val="bullet"/>
+      <w:lvlText w:val=""/>
+      <w:lvlJc w:val="left"/>
+      <w:pPr>
+        <w:tabs>
+          <w:tab w:val="num" w:pos="2880"/>
+        </w:tabs>
+        <w:ind w:left="2880" w:hanging="360"/>
+      </w:pPr>
+      <w:rPr>
+        <w:rFonts w:ascii="Wingdings" w:hAnsi="Wingdings" w:hint="default"/>
+        <w:sz w:val="20"/>
+      </w:rPr>
+    </w:lvl>
+    <w:lvl w:ilvl="4" w:tentative="1">
+      <w:start w:val="1"/>
+      <w:numFmt w:val="bullet"/>
+      <w:lvlText w:val=""/>
+      <w:lvlJc w:val="left"/>
+      <w:pPr>
+        <w:tabs>
+          <w:tab w:val="num" w:pos="3600"/>
+        </w:tabs>
+        <w:ind w:left="3600" w:hanging="360"/>
+      </w:pPr>
+      <w:rPr>
+        <w:rFonts w:ascii="Wingdings" w:hAnsi="Wingdings" w:hint="default"/>
+        <w:sz w:val="20"/>
+      </w:rPr>
+    </w:lvl>
+    <w:lvl w:ilvl="5" w:tentative="1">
+      <w:start w:val="1"/>
+      <w:numFmt w:val="bullet"/>
+      <w:lvlText w:val=""/>
+      <w:lvlJc w:val="left"/>
+      <w:pPr>
+        <w:tabs>
+          <w:tab w:val="num" w:pos="4320"/>
+        </w:tabs>
+        <w:ind w:left="4320" w:hanging="360"/>
+      </w:pPr>
+      <w:rPr>
+        <w:rFonts w:ascii="Wingdings" w:hAnsi="Wingdings" w:hint="default"/>
+        <w:sz w:val="20"/>
+      </w:rPr>
+    </w:lvl>
+    <w:lvl w:ilvl="6" w:tentative="1">
+      <w:start w:val="1"/>
+      <w:numFmt w:val="bullet"/>
+      <w:lvlText w:val=""/>
+      <w:lvlJc w:val="left"/>
+      <w:pPr>
+        <w:tabs>
+          <w:tab w:val="num" w:pos="5040"/>
+        </w:tabs>
+        <w:ind w:left="5040" w:hanging="360"/>
+      </w:pPr>
+      <w:rPr>
+        <w:rFonts w:ascii="Wingdings" w:hAnsi="Wingdings" w:hint="default"/>
+        <w:sz w:val="20"/>
+      </w:rPr>
+    </w:lvl>
+    <w:lvl w:ilvl="7" w:tentative="1">
+      <w:start w:val="1"/>
+      <w:numFmt w:val="bullet"/>
+      <w:lvlText w:val=""/>
+      <w:lvlJc w:val="left"/>
+      <w:pPr>
+        <w:tabs>
+          <w:tab w:val="num" w:pos="5760"/>
+        </w:tabs>
+        <w:ind w:left="5760" w:hanging="360"/>
+      </w:pPr>
+      <w:rPr>
+        <w:rFonts w:ascii="Wingdings" w:hAnsi="Wingdings" w:hint="default"/>
+        <w:sz w:val="20"/>
+      </w:rPr>
+    </w:lvl>
+    <w:lvl w:ilvl="8" w:tentative="1">
+      <w:start w:val="1"/>
+      <w:numFmt w:val="bullet"/>
+      <w:lvlText w:val=""/>
+      <w:lvlJc w:val="left"/>
+      <w:pPr>
+        <w:tabs>
+          <w:tab w:val="num" w:pos="6480"/>
+        </w:tabs>
+        <w:ind w:left="6480" w:hanging="360"/>
+      </w:pPr>
+      <w:rPr>
+        <w:rFonts w:ascii="Wingdings" w:hAnsi="Wingdings" w:hint="default"/>
+        <w:sz w:val="20"/>
+      </w:rPr>
+    </w:lvl>
+  </w:abstractNum>
+  <w:abstractNum w:abstractNumId="7" w15:restartNumberingAfterBreak="0">
     <w:nsid w:val="2443482C"/>
     <w:multiLevelType w:val="hybridMultilevel"/>
     <w:tmpl w:val="EECE0B12"/>
@@ -2085,7 +2251,7 @@
       </w:rPr>
     </w:lvl>
   </w:abstractNum>
-  <w:abstractNum w:abstractNumId="7" w15:restartNumberingAfterBreak="0">
+  <w:abstractNum w:abstractNumId="8" w15:restartNumberingAfterBreak="0">
     <w:nsid w:val="26373392"/>
     <w:multiLevelType w:val="hybridMultilevel"/>
     <w:tmpl w:val="55981858"/>
@@ -2198,7 +2364,7 @@
       </w:rPr>
     </w:lvl>
   </w:abstractNum>
-  <w:abstractNum w:abstractNumId="8" w15:restartNumberingAfterBreak="0">
+  <w:abstractNum w:abstractNumId="9" w15:restartNumberingAfterBreak="0">
     <w:nsid w:val="29CC27AF"/>
     <w:multiLevelType w:val="hybridMultilevel"/>
     <w:tmpl w:val="35402E1A"/>
@@ -2311,7 +2477,7 @@
       </w:rPr>
     </w:lvl>
   </w:abstractNum>
-  <w:abstractNum w:abstractNumId="9" w15:restartNumberingAfterBreak="0">
+  <w:abstractNum w:abstractNumId="10" w15:restartNumberingAfterBreak="0">
     <w:nsid w:val="2D88716C"/>
     <w:multiLevelType w:val="hybridMultilevel"/>
     <w:tmpl w:val="18A6F102"/>
@@ -2424,7 +2590,7 @@
       </w:rPr>
     </w:lvl>
   </w:abstractNum>
-  <w:abstractNum w:abstractNumId="10" w15:restartNumberingAfterBreak="0">
+  <w:abstractNum w:abstractNumId="11" w15:restartNumberingAfterBreak="0">
     <w:nsid w:val="3188688F"/>
     <w:multiLevelType w:val="hybridMultilevel"/>
     <w:tmpl w:val="18F249FA"/>
@@ -2537,7 +2703,7 @@
       </w:rPr>
     </w:lvl>
   </w:abstractNum>
-  <w:abstractNum w:abstractNumId="11" w15:restartNumberingAfterBreak="0">
+  <w:abstractNum w:abstractNumId="12" w15:restartNumberingAfterBreak="0">
     <w:nsid w:val="31D62036"/>
     <w:multiLevelType w:val="hybridMultilevel"/>
     <w:tmpl w:val="EA125FD6"/>
@@ -2650,7 +2816,7 @@
       </w:rPr>
     </w:lvl>
   </w:abstractNum>
-  <w:abstractNum w:abstractNumId="12" w15:restartNumberingAfterBreak="0">
+  <w:abstractNum w:abstractNumId="13" w15:restartNumberingAfterBreak="0">
     <w:nsid w:val="32C27689"/>
     <w:multiLevelType w:val="hybridMultilevel"/>
     <w:tmpl w:val="70E439EC"/>
@@ -2763,7 +2929,7 @@
       </w:rPr>
     </w:lvl>
   </w:abstractNum>
-  <w:abstractNum w:abstractNumId="13" w15:restartNumberingAfterBreak="0">
+  <w:abstractNum w:abstractNumId="14" w15:restartNumberingAfterBreak="0">
     <w:nsid w:val="3BAF6AFA"/>
     <w:multiLevelType w:val="hybridMultilevel"/>
     <w:tmpl w:val="7DBE482E"/>
@@ -2849,7 +3015,7 @@
       </w:pPr>
     </w:lvl>
   </w:abstractNum>
-  <w:abstractNum w:abstractNumId="14" w15:restartNumberingAfterBreak="0">
+  <w:abstractNum w:abstractNumId="15" w15:restartNumberingAfterBreak="0">
     <w:nsid w:val="3C0E157E"/>
     <w:multiLevelType w:val="hybridMultilevel"/>
     <w:tmpl w:val="C46E68CA"/>
@@ -2962,7 +3128,7 @@
       </w:rPr>
     </w:lvl>
   </w:abstractNum>
-  <w:abstractNum w:abstractNumId="15" w15:restartNumberingAfterBreak="0">
+  <w:abstractNum w:abstractNumId="16" w15:restartNumberingAfterBreak="0">
     <w:nsid w:val="3CED0286"/>
     <w:multiLevelType w:val="hybridMultilevel"/>
     <w:tmpl w:val="0FD0024A"/>
@@ -3075,7 +3241,7 @@
       </w:rPr>
     </w:lvl>
   </w:abstractNum>
-  <w:abstractNum w:abstractNumId="16" w15:restartNumberingAfterBreak="0">
+  <w:abstractNum w:abstractNumId="17" w15:restartNumberingAfterBreak="0">
     <w:nsid w:val="550E48B2"/>
     <w:multiLevelType w:val="hybridMultilevel"/>
     <w:tmpl w:val="1D2C9EF2"/>
@@ -3188,7 +3354,7 @@
       </w:rPr>
     </w:lvl>
   </w:abstractNum>
-  <w:abstractNum w:abstractNumId="17" w15:restartNumberingAfterBreak="0">
+  <w:abstractNum w:abstractNumId="18" w15:restartNumberingAfterBreak="0">
     <w:nsid w:val="66F1020B"/>
     <w:multiLevelType w:val="multilevel"/>
     <w:tmpl w:val="E28E261C"/>
@@ -3311,7 +3477,7 @@
       </w:rPr>
     </w:lvl>
   </w:abstractNum>
-  <w:abstractNum w:abstractNumId="18" w15:restartNumberingAfterBreak="0">
+  <w:abstractNum w:abstractNumId="19" w15:restartNumberingAfterBreak="0">
     <w:nsid w:val="69CF03B9"/>
     <w:multiLevelType w:val="hybridMultilevel"/>
     <w:tmpl w:val="EDA45F4C"/>
@@ -3424,7 +3590,7 @@
       </w:rPr>
     </w:lvl>
   </w:abstractNum>
-  <w:abstractNum w:abstractNumId="19" w15:restartNumberingAfterBreak="0">
+  <w:abstractNum w:abstractNumId="20" w15:restartNumberingAfterBreak="0">
     <w:nsid w:val="6BDA4AB8"/>
     <w:multiLevelType w:val="hybridMultilevel"/>
     <w:tmpl w:val="585E606C"/>
@@ -3537,7 +3703,7 @@
       </w:rPr>
     </w:lvl>
   </w:abstractNum>
-  <w:abstractNum w:abstractNumId="20" w15:restartNumberingAfterBreak="0">
+  <w:abstractNum w:abstractNumId="21" w15:restartNumberingAfterBreak="0">
     <w:nsid w:val="70CB6072"/>
     <w:multiLevelType w:val="multilevel"/>
     <w:tmpl w:val="7C46F8C6"/>
@@ -3686,11 +3852,309 @@
       </w:rPr>
     </w:lvl>
   </w:abstractNum>
+  <w:abstractNum w:abstractNumId="22" w15:restartNumberingAfterBreak="0">
+    <w:nsid w:val="73247B53"/>
+    <w:multiLevelType w:val="multilevel"/>
+    <w:tmpl w:val="0AEE9406"/>
+    <w:lvl w:ilvl="0">
+      <w:start w:val="1"/>
+      <w:numFmt w:val="bullet"/>
+      <w:lvlText w:val=""/>
+      <w:lvlJc w:val="left"/>
+      <w:pPr>
+        <w:tabs>
+          <w:tab w:val="num" w:pos="720"/>
+        </w:tabs>
+        <w:ind w:left="720" w:hanging="360"/>
+      </w:pPr>
+      <w:rPr>
+        <w:rFonts w:ascii="Symbol" w:hAnsi="Symbol" w:hint="default"/>
+        <w:sz w:val="20"/>
+      </w:rPr>
+    </w:lvl>
+    <w:lvl w:ilvl="1" w:tentative="1">
+      <w:start w:val="1"/>
+      <w:numFmt w:val="bullet"/>
+      <w:lvlText w:val="o"/>
+      <w:lvlJc w:val="left"/>
+      <w:pPr>
+        <w:tabs>
+          <w:tab w:val="num" w:pos="1440"/>
+        </w:tabs>
+        <w:ind w:left="1440" w:hanging="360"/>
+      </w:pPr>
+      <w:rPr>
+        <w:rFonts w:ascii="Courier New" w:hAnsi="Courier New" w:hint="default"/>
+        <w:sz w:val="20"/>
+      </w:rPr>
+    </w:lvl>
+    <w:lvl w:ilvl="2" w:tentative="1">
+      <w:start w:val="1"/>
+      <w:numFmt w:val="bullet"/>
+      <w:lvlText w:val=""/>
+      <w:lvlJc w:val="left"/>
+      <w:pPr>
+        <w:tabs>
+          <w:tab w:val="num" w:pos="2160"/>
+        </w:tabs>
+        <w:ind w:left="2160" w:hanging="360"/>
+      </w:pPr>
+      <w:rPr>
+        <w:rFonts w:ascii="Wingdings" w:hAnsi="Wingdings" w:hint="default"/>
+        <w:sz w:val="20"/>
+      </w:rPr>
+    </w:lvl>
+    <w:lvl w:ilvl="3" w:tentative="1">
+      <w:start w:val="1"/>
+      <w:numFmt w:val="bullet"/>
+      <w:lvlText w:val=""/>
+      <w:lvlJc w:val="left"/>
+      <w:pPr>
+        <w:tabs>
+          <w:tab w:val="num" w:pos="2880"/>
+        </w:tabs>
+        <w:ind w:left="2880" w:hanging="360"/>
+      </w:pPr>
+      <w:rPr>
+        <w:rFonts w:ascii="Wingdings" w:hAnsi="Wingdings" w:hint="default"/>
+        <w:sz w:val="20"/>
+      </w:rPr>
+    </w:lvl>
+    <w:lvl w:ilvl="4" w:tentative="1">
+      <w:start w:val="1"/>
+      <w:numFmt w:val="bullet"/>
+      <w:lvlText w:val=""/>
+      <w:lvlJc w:val="left"/>
+      <w:pPr>
+        <w:tabs>
+          <w:tab w:val="num" w:pos="3600"/>
+        </w:tabs>
+        <w:ind w:left="3600" w:hanging="360"/>
+      </w:pPr>
+      <w:rPr>
+        <w:rFonts w:ascii="Wingdings" w:hAnsi="Wingdings" w:hint="default"/>
+        <w:sz w:val="20"/>
+      </w:rPr>
+    </w:lvl>
+    <w:lvl w:ilvl="5" w:tentative="1">
+      <w:start w:val="1"/>
+      <w:numFmt w:val="bullet"/>
+      <w:lvlText w:val=""/>
+      <w:lvlJc w:val="left"/>
+      <w:pPr>
+        <w:tabs>
+          <w:tab w:val="num" w:pos="4320"/>
+        </w:tabs>
+        <w:ind w:left="4320" w:hanging="360"/>
+      </w:pPr>
+      <w:rPr>
+        <w:rFonts w:ascii="Wingdings" w:hAnsi="Wingdings" w:hint="default"/>
+        <w:sz w:val="20"/>
+      </w:rPr>
+    </w:lvl>
+    <w:lvl w:ilvl="6" w:tentative="1">
+      <w:start w:val="1"/>
+      <w:numFmt w:val="bullet"/>
+      <w:lvlText w:val=""/>
+      <w:lvlJc w:val="left"/>
+      <w:pPr>
+        <w:tabs>
+          <w:tab w:val="num" w:pos="5040"/>
+        </w:tabs>
+        <w:ind w:left="5040" w:hanging="360"/>
+      </w:pPr>
+      <w:rPr>
+        <w:rFonts w:ascii="Wingdings" w:hAnsi="Wingdings" w:hint="default"/>
+        <w:sz w:val="20"/>
+      </w:rPr>
+    </w:lvl>
+    <w:lvl w:ilvl="7" w:tentative="1">
+      <w:start w:val="1"/>
+      <w:numFmt w:val="bullet"/>
+      <w:lvlText w:val=""/>
+      <w:lvlJc w:val="left"/>
+      <w:pPr>
+        <w:tabs>
+          <w:tab w:val="num" w:pos="5760"/>
+        </w:tabs>
+        <w:ind w:left="5760" w:hanging="360"/>
+      </w:pPr>
+      <w:rPr>
+        <w:rFonts w:ascii="Wingdings" w:hAnsi="Wingdings" w:hint="default"/>
+        <w:sz w:val="20"/>
+      </w:rPr>
+    </w:lvl>
+    <w:lvl w:ilvl="8" w:tentative="1">
+      <w:start w:val="1"/>
+      <w:numFmt w:val="bullet"/>
+      <w:lvlText w:val=""/>
+      <w:lvlJc w:val="left"/>
+      <w:pPr>
+        <w:tabs>
+          <w:tab w:val="num" w:pos="6480"/>
+        </w:tabs>
+        <w:ind w:left="6480" w:hanging="360"/>
+      </w:pPr>
+      <w:rPr>
+        <w:rFonts w:ascii="Wingdings" w:hAnsi="Wingdings" w:hint="default"/>
+        <w:sz w:val="20"/>
+      </w:rPr>
+    </w:lvl>
+  </w:abstractNum>
+  <w:abstractNum w:abstractNumId="23" w15:restartNumberingAfterBreak="0">
+    <w:nsid w:val="795B5F4A"/>
+    <w:multiLevelType w:val="multilevel"/>
+    <w:tmpl w:val="D24C5750"/>
+    <w:lvl w:ilvl="0">
+      <w:start w:val="1"/>
+      <w:numFmt w:val="bullet"/>
+      <w:lvlText w:val=""/>
+      <w:lvlJc w:val="left"/>
+      <w:pPr>
+        <w:tabs>
+          <w:tab w:val="num" w:pos="720"/>
+        </w:tabs>
+        <w:ind w:left="720" w:hanging="360"/>
+      </w:pPr>
+      <w:rPr>
+        <w:rFonts w:ascii="Symbol" w:hAnsi="Symbol" w:hint="default"/>
+        <w:sz w:val="20"/>
+      </w:rPr>
+    </w:lvl>
+    <w:lvl w:ilvl="1" w:tentative="1">
+      <w:start w:val="1"/>
+      <w:numFmt w:val="bullet"/>
+      <w:lvlText w:val="o"/>
+      <w:lvlJc w:val="left"/>
+      <w:pPr>
+        <w:tabs>
+          <w:tab w:val="num" w:pos="1440"/>
+        </w:tabs>
+        <w:ind w:left="1440" w:hanging="360"/>
+      </w:pPr>
+      <w:rPr>
+        <w:rFonts w:ascii="Courier New" w:hAnsi="Courier New" w:hint="default"/>
+        <w:sz w:val="20"/>
+      </w:rPr>
+    </w:lvl>
+    <w:lvl w:ilvl="2" w:tentative="1">
+      <w:start w:val="1"/>
+      <w:numFmt w:val="bullet"/>
+      <w:lvlText w:val=""/>
+      <w:lvlJc w:val="left"/>
+      <w:pPr>
+        <w:tabs>
+          <w:tab w:val="num" w:pos="2160"/>
+        </w:tabs>
+        <w:ind w:left="2160" w:hanging="360"/>
+      </w:pPr>
+      <w:rPr>
+        <w:rFonts w:ascii="Wingdings" w:hAnsi="Wingdings" w:hint="default"/>
+        <w:sz w:val="20"/>
+      </w:rPr>
+    </w:lvl>
+    <w:lvl w:ilvl="3" w:tentative="1">
+      <w:start w:val="1"/>
+      <w:numFmt w:val="bullet"/>
+      <w:lvlText w:val=""/>
+      <w:lvlJc w:val="left"/>
+      <w:pPr>
+        <w:tabs>
+          <w:tab w:val="num" w:pos="2880"/>
+        </w:tabs>
+        <w:ind w:left="2880" w:hanging="360"/>
+      </w:pPr>
+      <w:rPr>
+        <w:rFonts w:ascii="Wingdings" w:hAnsi="Wingdings" w:hint="default"/>
+        <w:sz w:val="20"/>
+      </w:rPr>
+    </w:lvl>
+    <w:lvl w:ilvl="4" w:tentative="1">
+      <w:start w:val="1"/>
+      <w:numFmt w:val="bullet"/>
+      <w:lvlText w:val=""/>
+      <w:lvlJc w:val="left"/>
+      <w:pPr>
+        <w:tabs>
+          <w:tab w:val="num" w:pos="3600"/>
+        </w:tabs>
+        <w:ind w:left="3600" w:hanging="360"/>
+      </w:pPr>
+      <w:rPr>
+        <w:rFonts w:ascii="Wingdings" w:hAnsi="Wingdings" w:hint="default"/>
+        <w:sz w:val="20"/>
+      </w:rPr>
+    </w:lvl>
+    <w:lvl w:ilvl="5" w:tentative="1">
+      <w:start w:val="1"/>
+      <w:numFmt w:val="bullet"/>
+      <w:lvlText w:val=""/>
+      <w:lvlJc w:val="left"/>
+      <w:pPr>
+        <w:tabs>
+          <w:tab w:val="num" w:pos="4320"/>
+        </w:tabs>
+        <w:ind w:left="4320" w:hanging="360"/>
+      </w:pPr>
+      <w:rPr>
+        <w:rFonts w:ascii="Wingdings" w:hAnsi="Wingdings" w:hint="default"/>
+        <w:sz w:val="20"/>
+      </w:rPr>
+    </w:lvl>
+    <w:lvl w:ilvl="6" w:tentative="1">
+      <w:start w:val="1"/>
+      <w:numFmt w:val="bullet"/>
+      <w:lvlText w:val=""/>
+      <w:lvlJc w:val="left"/>
+      <w:pPr>
+        <w:tabs>
+          <w:tab w:val="num" w:pos="5040"/>
+        </w:tabs>
+        <w:ind w:left="5040" w:hanging="360"/>
+      </w:pPr>
+      <w:rPr>
+        <w:rFonts w:ascii="Wingdings" w:hAnsi="Wingdings" w:hint="default"/>
+        <w:sz w:val="20"/>
+      </w:rPr>
+    </w:lvl>
+    <w:lvl w:ilvl="7" w:tentative="1">
+      <w:start w:val="1"/>
+      <w:numFmt w:val="bullet"/>
+      <w:lvlText w:val=""/>
+      <w:lvlJc w:val="left"/>
+      <w:pPr>
+        <w:tabs>
+          <w:tab w:val="num" w:pos="5760"/>
+        </w:tabs>
+        <w:ind w:left="5760" w:hanging="360"/>
+      </w:pPr>
+      <w:rPr>
+        <w:rFonts w:ascii="Wingdings" w:hAnsi="Wingdings" w:hint="default"/>
+        <w:sz w:val="20"/>
+      </w:rPr>
+    </w:lvl>
+    <w:lvl w:ilvl="8" w:tentative="1">
+      <w:start w:val="1"/>
+      <w:numFmt w:val="bullet"/>
+      <w:lvlText w:val=""/>
+      <w:lvlJc w:val="left"/>
+      <w:pPr>
+        <w:tabs>
+          <w:tab w:val="num" w:pos="6480"/>
+        </w:tabs>
+        <w:ind w:left="6480" w:hanging="360"/>
+      </w:pPr>
+      <w:rPr>
+        <w:rFonts w:ascii="Wingdings" w:hAnsi="Wingdings" w:hint="default"/>
+        <w:sz w:val="20"/>
+      </w:rPr>
+    </w:lvl>
+  </w:abstractNum>
   <w:num w:numId="1" w16cid:durableId="1927955134">
-    <w:abstractNumId w:val="13"/>
+    <w:abstractNumId w:val="14"/>
   </w:num>
   <w:num w:numId="2" w16cid:durableId="2118523855">
-    <w:abstractNumId w:val="17"/>
+    <w:abstractNumId w:val="18"/>
   </w:num>
   <w:num w:numId="3" w16cid:durableId="343626974">
     <w:abstractNumId w:val="3"/>
@@ -3699,55 +4163,64 @@
     <w:abstractNumId w:val="4"/>
   </w:num>
   <w:num w:numId="5" w16cid:durableId="39326162">
-    <w:abstractNumId w:val="16"/>
+    <w:abstractNumId w:val="17"/>
   </w:num>
   <w:num w:numId="6" w16cid:durableId="2035382270">
     <w:abstractNumId w:val="1"/>
   </w:num>
   <w:num w:numId="7" w16cid:durableId="2025670167">
+    <w:abstractNumId w:val="10"/>
+  </w:num>
+  <w:num w:numId="8" w16cid:durableId="1899701561">
+    <w:abstractNumId w:val="8"/>
+  </w:num>
+  <w:num w:numId="9" w16cid:durableId="1035429788">
     <w:abstractNumId w:val="9"/>
   </w:num>
-  <w:num w:numId="8" w16cid:durableId="1899701561">
-    <w:abstractNumId w:val="7"/>
-  </w:num>
-  <w:num w:numId="9" w16cid:durableId="1035429788">
-    <w:abstractNumId w:val="8"/>
-  </w:num>
   <w:num w:numId="10" w16cid:durableId="1810974408">
-    <w:abstractNumId w:val="11"/>
+    <w:abstractNumId w:val="12"/>
   </w:num>
   <w:num w:numId="11" w16cid:durableId="1075084513">
     <w:abstractNumId w:val="2"/>
   </w:num>
   <w:num w:numId="12" w16cid:durableId="420103995">
+    <w:abstractNumId w:val="20"/>
+  </w:num>
+  <w:num w:numId="13" w16cid:durableId="2130276336">
+    <w:abstractNumId w:val="7"/>
+  </w:num>
+  <w:num w:numId="14" w16cid:durableId="1945113088">
+    <w:abstractNumId w:val="13"/>
+  </w:num>
+  <w:num w:numId="15" w16cid:durableId="389813410">
+    <w:abstractNumId w:val="11"/>
+  </w:num>
+  <w:num w:numId="16" w16cid:durableId="1202279965">
     <w:abstractNumId w:val="19"/>
   </w:num>
-  <w:num w:numId="13" w16cid:durableId="2130276336">
-    <w:abstractNumId w:val="6"/>
-  </w:num>
-  <w:num w:numId="14" w16cid:durableId="1945113088">
-    <w:abstractNumId w:val="12"/>
-  </w:num>
-  <w:num w:numId="15" w16cid:durableId="389813410">
-    <w:abstractNumId w:val="10"/>
-  </w:num>
-  <w:num w:numId="16" w16cid:durableId="1202279965">
-    <w:abstractNumId w:val="18"/>
-  </w:num>
   <w:num w:numId="17" w16cid:durableId="734931544">
-    <w:abstractNumId w:val="15"/>
+    <w:abstractNumId w:val="16"/>
   </w:num>
   <w:num w:numId="18" w16cid:durableId="817261342">
-    <w:abstractNumId w:val="14"/>
+    <w:abstractNumId w:val="15"/>
   </w:num>
   <w:num w:numId="19" w16cid:durableId="525681624">
     <w:abstractNumId w:val="5"/>
   </w:num>
   <w:num w:numId="20" w16cid:durableId="746538221">
-    <w:abstractNumId w:val="20"/>
+    <w:abstractNumId w:val="21"/>
   </w:num>
   <w:num w:numId="21" w16cid:durableId="888880787">
     <w:abstractNumId w:val="0"/>
+  </w:num>
+  <w:num w:numId="22" w16cid:durableId="1131636265">
+    <w:abstractNumId w:val="6"/>
+  </w:num>
+  <w:num w:numId="23" w16cid:durableId="196355971">
+    <w:abstractNumId w:val="22"/>
+  </w:num>
+  <w:num w:numId="24" w16cid:durableId="1975795537">
+    <w:abstractNumId w:val="23"/>
   </w:num>
 </w:numbering>
 </file>
@@ -3757,15 +4230,15 @@
   <w:docDefaults>
     <w:rPrDefault>
       <w:rPr>
-        <w:rFonts w:asciiTheme="minorHAnsi" w:eastAsiaTheme="minorHAnsi" w:hAnsiTheme="minorHAnsi" w:cstheme="minorBidi"/>
-        <w:sz w:val="22"/>
-        <w:szCs w:val="22"/>
+        <w:rFonts w:asciiTheme="minorHAnsi" w:eastAsiaTheme="minorEastAsia" w:hAnsiTheme="minorHAnsi" w:cstheme="minorBidi"/>
+        <w:sz w:val="21"/>
+        <w:szCs w:val="21"/>
         <w:lang w:val="en-US" w:eastAsia="en-US" w:bidi="ar-SA"/>
       </w:rPr>
     </w:rPrDefault>
     <w:pPrDefault>
       <w:pPr>
-        <w:spacing w:after="160" w:line="259" w:lineRule="auto"/>
+        <w:spacing w:after="160" w:line="300" w:lineRule="auto"/>
       </w:pPr>
     </w:pPrDefault>
   </w:docDefaults>
@@ -3836,7 +4309,7 @@
     <w:lsdException w:name="Closing" w:semiHidden="1" w:unhideWhenUsed="1"/>
     <w:lsdException w:name="Signature" w:semiHidden="1" w:unhideWhenUsed="1"/>
     <w:lsdException w:name="Default Paragraph Font" w:semiHidden="1" w:uiPriority="1" w:unhideWhenUsed="1"/>
-    <w:lsdException w:name="Body Text" w:semiHidden="1" w:uiPriority="1" w:unhideWhenUsed="1" w:qFormat="1"/>
+    <w:lsdException w:name="Body Text" w:semiHidden="1" w:uiPriority="1" w:unhideWhenUsed="1"/>
     <w:lsdException w:name="Body Text Indent" w:semiHidden="1" w:unhideWhenUsed="1"/>
     <w:lsdException w:name="List Continue" w:semiHidden="1" w:unhideWhenUsed="1"/>
     <w:lsdException w:name="List Continue 2" w:semiHidden="1" w:unhideWhenUsed="1"/>
@@ -4150,24 +4623,211 @@
   <w:style w:type="paragraph" w:default="1" w:styleId="Normal">
     <w:name w:val="Normal"/>
     <w:qFormat/>
+    <w:rsid w:val="00556E86"/>
+  </w:style>
+  <w:style w:type="paragraph" w:styleId="Heading1">
+    <w:name w:val="heading 1"/>
+    <w:basedOn w:val="Normal"/>
+    <w:next w:val="Normal"/>
+    <w:link w:val="Heading1Char"/>
+    <w:uiPriority w:val="9"/>
+    <w:qFormat/>
+    <w:rsid w:val="00556E86"/>
+    <w:pPr>
+      <w:keepNext/>
+      <w:keepLines/>
+      <w:spacing w:before="320" w:after="80" w:line="240" w:lineRule="auto"/>
+      <w:jc w:val="center"/>
+      <w:outlineLvl w:val="0"/>
+    </w:pPr>
+    <w:rPr>
+      <w:rFonts w:asciiTheme="majorHAnsi" w:eastAsiaTheme="majorEastAsia" w:hAnsiTheme="majorHAnsi" w:cstheme="majorBidi"/>
+      <w:color w:val="2F5496" w:themeColor="accent1" w:themeShade="BF"/>
+      <w:sz w:val="40"/>
+      <w:szCs w:val="40"/>
+    </w:rPr>
+  </w:style>
+  <w:style w:type="paragraph" w:styleId="Heading2">
+    <w:name w:val="heading 2"/>
+    <w:basedOn w:val="Normal"/>
+    <w:next w:val="Normal"/>
+    <w:link w:val="Heading2Char"/>
+    <w:uiPriority w:val="9"/>
+    <w:semiHidden/>
+    <w:unhideWhenUsed/>
+    <w:qFormat/>
+    <w:rsid w:val="00556E86"/>
+    <w:pPr>
+      <w:keepNext/>
+      <w:keepLines/>
+      <w:spacing w:before="160" w:after="40" w:line="240" w:lineRule="auto"/>
+      <w:jc w:val="center"/>
+      <w:outlineLvl w:val="1"/>
+    </w:pPr>
+    <w:rPr>
+      <w:rFonts w:asciiTheme="majorHAnsi" w:eastAsiaTheme="majorEastAsia" w:hAnsiTheme="majorHAnsi" w:cstheme="majorBidi"/>
+      <w:sz w:val="32"/>
+      <w:szCs w:val="32"/>
+    </w:rPr>
   </w:style>
   <w:style w:type="paragraph" w:styleId="Heading3">
     <w:name w:val="heading 3"/>
     <w:basedOn w:val="Normal"/>
+    <w:next w:val="Normal"/>
     <w:link w:val="Heading3Char"/>
     <w:uiPriority w:val="9"/>
+    <w:unhideWhenUsed/>
     <w:qFormat/>
-    <w:rsid w:val="002B2C48"/>
+    <w:rsid w:val="00556E86"/>
     <w:pPr>
-      <w:spacing w:before="100" w:beforeAutospacing="1" w:after="100" w:afterAutospacing="1" w:line="240" w:lineRule="auto"/>
+      <w:keepNext/>
+      <w:keepLines/>
+      <w:spacing w:before="160" w:after="0" w:line="240" w:lineRule="auto"/>
       <w:outlineLvl w:val="2"/>
     </w:pPr>
     <w:rPr>
-      <w:rFonts w:ascii="Times New Roman" w:eastAsia="Times New Roman" w:hAnsi="Times New Roman" w:cs="Times New Roman"/>
+      <w:rFonts w:asciiTheme="majorHAnsi" w:eastAsiaTheme="majorEastAsia" w:hAnsiTheme="majorHAnsi" w:cstheme="majorBidi"/>
+      <w:sz w:val="32"/>
+      <w:szCs w:val="32"/>
+    </w:rPr>
+  </w:style>
+  <w:style w:type="paragraph" w:styleId="Heading4">
+    <w:name w:val="heading 4"/>
+    <w:basedOn w:val="Normal"/>
+    <w:next w:val="Normal"/>
+    <w:link w:val="Heading4Char"/>
+    <w:uiPriority w:val="9"/>
+    <w:semiHidden/>
+    <w:unhideWhenUsed/>
+    <w:qFormat/>
+    <w:rsid w:val="00556E86"/>
+    <w:pPr>
+      <w:keepNext/>
+      <w:keepLines/>
+      <w:spacing w:before="80" w:after="0"/>
+      <w:outlineLvl w:val="3"/>
+    </w:pPr>
+    <w:rPr>
+      <w:rFonts w:asciiTheme="majorHAnsi" w:eastAsiaTheme="majorEastAsia" w:hAnsiTheme="majorHAnsi" w:cstheme="majorBidi"/>
+      <w:i/>
+      <w:iCs/>
+      <w:sz w:val="30"/>
+      <w:szCs w:val="30"/>
+    </w:rPr>
+  </w:style>
+  <w:style w:type="paragraph" w:styleId="Heading5">
+    <w:name w:val="heading 5"/>
+    <w:basedOn w:val="Normal"/>
+    <w:next w:val="Normal"/>
+    <w:link w:val="Heading5Char"/>
+    <w:uiPriority w:val="9"/>
+    <w:semiHidden/>
+    <w:unhideWhenUsed/>
+    <w:qFormat/>
+    <w:rsid w:val="00556E86"/>
+    <w:pPr>
+      <w:keepNext/>
+      <w:keepLines/>
+      <w:spacing w:before="40" w:after="0"/>
+      <w:outlineLvl w:val="4"/>
+    </w:pPr>
+    <w:rPr>
+      <w:rFonts w:asciiTheme="majorHAnsi" w:eastAsiaTheme="majorEastAsia" w:hAnsiTheme="majorHAnsi" w:cstheme="majorBidi"/>
+      <w:sz w:val="28"/>
+      <w:szCs w:val="28"/>
+    </w:rPr>
+  </w:style>
+  <w:style w:type="paragraph" w:styleId="Heading6">
+    <w:name w:val="heading 6"/>
+    <w:basedOn w:val="Normal"/>
+    <w:next w:val="Normal"/>
+    <w:link w:val="Heading6Char"/>
+    <w:uiPriority w:val="9"/>
+    <w:semiHidden/>
+    <w:unhideWhenUsed/>
+    <w:qFormat/>
+    <w:rsid w:val="00556E86"/>
+    <w:pPr>
+      <w:keepNext/>
+      <w:keepLines/>
+      <w:spacing w:before="40" w:after="0"/>
+      <w:outlineLvl w:val="5"/>
+    </w:pPr>
+    <w:rPr>
+      <w:rFonts w:asciiTheme="majorHAnsi" w:eastAsiaTheme="majorEastAsia" w:hAnsiTheme="majorHAnsi" w:cstheme="majorBidi"/>
+      <w:i/>
+      <w:iCs/>
+      <w:sz w:val="26"/>
+      <w:szCs w:val="26"/>
+    </w:rPr>
+  </w:style>
+  <w:style w:type="paragraph" w:styleId="Heading7">
+    <w:name w:val="heading 7"/>
+    <w:basedOn w:val="Normal"/>
+    <w:next w:val="Normal"/>
+    <w:link w:val="Heading7Char"/>
+    <w:uiPriority w:val="9"/>
+    <w:semiHidden/>
+    <w:unhideWhenUsed/>
+    <w:qFormat/>
+    <w:rsid w:val="00556E86"/>
+    <w:pPr>
+      <w:keepNext/>
+      <w:keepLines/>
+      <w:spacing w:before="40" w:after="0"/>
+      <w:outlineLvl w:val="6"/>
+    </w:pPr>
+    <w:rPr>
+      <w:rFonts w:asciiTheme="majorHAnsi" w:eastAsiaTheme="majorEastAsia" w:hAnsiTheme="majorHAnsi" w:cstheme="majorBidi"/>
+      <w:sz w:val="24"/>
+      <w:szCs w:val="24"/>
+    </w:rPr>
+  </w:style>
+  <w:style w:type="paragraph" w:styleId="Heading8">
+    <w:name w:val="heading 8"/>
+    <w:basedOn w:val="Normal"/>
+    <w:next w:val="Normal"/>
+    <w:link w:val="Heading8Char"/>
+    <w:uiPriority w:val="9"/>
+    <w:semiHidden/>
+    <w:unhideWhenUsed/>
+    <w:qFormat/>
+    <w:rsid w:val="00556E86"/>
+    <w:pPr>
+      <w:keepNext/>
+      <w:keepLines/>
+      <w:spacing w:before="40" w:after="0"/>
+      <w:outlineLvl w:val="7"/>
+    </w:pPr>
+    <w:rPr>
+      <w:rFonts w:asciiTheme="majorHAnsi" w:eastAsiaTheme="majorEastAsia" w:hAnsiTheme="majorHAnsi" w:cstheme="majorBidi"/>
+      <w:i/>
+      <w:iCs/>
+      <w:sz w:val="22"/>
+      <w:szCs w:val="22"/>
+    </w:rPr>
+  </w:style>
+  <w:style w:type="paragraph" w:styleId="Heading9">
+    <w:name w:val="heading 9"/>
+    <w:basedOn w:val="Normal"/>
+    <w:next w:val="Normal"/>
+    <w:link w:val="Heading9Char"/>
+    <w:uiPriority w:val="9"/>
+    <w:semiHidden/>
+    <w:unhideWhenUsed/>
+    <w:qFormat/>
+    <w:rsid w:val="00556E86"/>
+    <w:pPr>
+      <w:keepNext/>
+      <w:keepLines/>
+      <w:spacing w:before="40" w:after="0"/>
+      <w:outlineLvl w:val="8"/>
+    </w:pPr>
+    <w:rPr>
       <w:b/>
       <w:bCs/>
-      <w:sz w:val="27"/>
-      <w:szCs w:val="27"/>
+      <w:i/>
+      <w:iCs/>
     </w:rPr>
   </w:style>
   <w:style w:type="character" w:default="1" w:styleId="DefaultParagraphFont">
@@ -4276,13 +4936,11 @@
     <w:basedOn w:val="DefaultParagraphFont"/>
     <w:link w:val="Heading3"/>
     <w:uiPriority w:val="9"/>
-    <w:rsid w:val="002B2C48"/>
+    <w:rsid w:val="00556E86"/>
     <w:rPr>
-      <w:rFonts w:ascii="Times New Roman" w:eastAsia="Times New Roman" w:hAnsi="Times New Roman" w:cs="Times New Roman"/>
-      <w:b/>
-      <w:bCs/>
-      <w:sz w:val="27"/>
-      <w:szCs w:val="27"/>
+      <w:rFonts w:asciiTheme="majorHAnsi" w:eastAsiaTheme="majorEastAsia" w:hAnsiTheme="majorHAnsi" w:cstheme="majorBidi"/>
+      <w:sz w:val="32"/>
+      <w:szCs w:val="32"/>
     </w:rPr>
   </w:style>
   <w:style w:type="paragraph" w:styleId="NormalWeb">
@@ -4306,7 +4964,7 @@
     <w:basedOn w:val="DefaultParagraphFont"/>
     <w:uiPriority w:val="22"/>
     <w:qFormat/>
-    <w:rsid w:val="002B2C48"/>
+    <w:rsid w:val="00556E86"/>
     <w:rPr>
       <w:b/>
       <w:bCs/>
@@ -4317,7 +4975,6 @@
     <w:basedOn w:val="Normal"/>
     <w:link w:val="BodyTextChar"/>
     <w:uiPriority w:val="1"/>
-    <w:qFormat/>
     <w:rsid w:val="00025AF7"/>
     <w:pPr>
       <w:widowControl w:val="0"/>
@@ -4342,6 +4999,403 @@
       <w:sz w:val="28"/>
       <w:szCs w:val="28"/>
     </w:rPr>
+  </w:style>
+  <w:style w:type="character" w:customStyle="1" w:styleId="Heading1Char">
+    <w:name w:val="Heading 1 Char"/>
+    <w:basedOn w:val="DefaultParagraphFont"/>
+    <w:link w:val="Heading1"/>
+    <w:uiPriority w:val="9"/>
+    <w:rsid w:val="00556E86"/>
+    <w:rPr>
+      <w:rFonts w:asciiTheme="majorHAnsi" w:eastAsiaTheme="majorEastAsia" w:hAnsiTheme="majorHAnsi" w:cstheme="majorBidi"/>
+      <w:color w:val="2F5496" w:themeColor="accent1" w:themeShade="BF"/>
+      <w:sz w:val="40"/>
+      <w:szCs w:val="40"/>
+    </w:rPr>
+  </w:style>
+  <w:style w:type="character" w:customStyle="1" w:styleId="Heading2Char">
+    <w:name w:val="Heading 2 Char"/>
+    <w:basedOn w:val="DefaultParagraphFont"/>
+    <w:link w:val="Heading2"/>
+    <w:uiPriority w:val="9"/>
+    <w:semiHidden/>
+    <w:rsid w:val="00556E86"/>
+    <w:rPr>
+      <w:rFonts w:asciiTheme="majorHAnsi" w:eastAsiaTheme="majorEastAsia" w:hAnsiTheme="majorHAnsi" w:cstheme="majorBidi"/>
+      <w:sz w:val="32"/>
+      <w:szCs w:val="32"/>
+    </w:rPr>
+  </w:style>
+  <w:style w:type="character" w:customStyle="1" w:styleId="Heading4Char">
+    <w:name w:val="Heading 4 Char"/>
+    <w:basedOn w:val="DefaultParagraphFont"/>
+    <w:link w:val="Heading4"/>
+    <w:uiPriority w:val="9"/>
+    <w:semiHidden/>
+    <w:rsid w:val="00556E86"/>
+    <w:rPr>
+      <w:rFonts w:asciiTheme="majorHAnsi" w:eastAsiaTheme="majorEastAsia" w:hAnsiTheme="majorHAnsi" w:cstheme="majorBidi"/>
+      <w:i/>
+      <w:iCs/>
+      <w:sz w:val="30"/>
+      <w:szCs w:val="30"/>
+    </w:rPr>
+  </w:style>
+  <w:style w:type="character" w:customStyle="1" w:styleId="Heading5Char">
+    <w:name w:val="Heading 5 Char"/>
+    <w:basedOn w:val="DefaultParagraphFont"/>
+    <w:link w:val="Heading5"/>
+    <w:uiPriority w:val="9"/>
+    <w:semiHidden/>
+    <w:rsid w:val="00556E86"/>
+    <w:rPr>
+      <w:rFonts w:asciiTheme="majorHAnsi" w:eastAsiaTheme="majorEastAsia" w:hAnsiTheme="majorHAnsi" w:cstheme="majorBidi"/>
+      <w:sz w:val="28"/>
+      <w:szCs w:val="28"/>
+    </w:rPr>
+  </w:style>
+  <w:style w:type="character" w:customStyle="1" w:styleId="Heading6Char">
+    <w:name w:val="Heading 6 Char"/>
+    <w:basedOn w:val="DefaultParagraphFont"/>
+    <w:link w:val="Heading6"/>
+    <w:uiPriority w:val="9"/>
+    <w:semiHidden/>
+    <w:rsid w:val="00556E86"/>
+    <w:rPr>
+      <w:rFonts w:asciiTheme="majorHAnsi" w:eastAsiaTheme="majorEastAsia" w:hAnsiTheme="majorHAnsi" w:cstheme="majorBidi"/>
+      <w:i/>
+      <w:iCs/>
+      <w:sz w:val="26"/>
+      <w:szCs w:val="26"/>
+    </w:rPr>
+  </w:style>
+  <w:style w:type="character" w:customStyle="1" w:styleId="Heading7Char">
+    <w:name w:val="Heading 7 Char"/>
+    <w:basedOn w:val="DefaultParagraphFont"/>
+    <w:link w:val="Heading7"/>
+    <w:uiPriority w:val="9"/>
+    <w:semiHidden/>
+    <w:rsid w:val="00556E86"/>
+    <w:rPr>
+      <w:rFonts w:asciiTheme="majorHAnsi" w:eastAsiaTheme="majorEastAsia" w:hAnsiTheme="majorHAnsi" w:cstheme="majorBidi"/>
+      <w:sz w:val="24"/>
+      <w:szCs w:val="24"/>
+    </w:rPr>
+  </w:style>
+  <w:style w:type="character" w:customStyle="1" w:styleId="Heading8Char">
+    <w:name w:val="Heading 8 Char"/>
+    <w:basedOn w:val="DefaultParagraphFont"/>
+    <w:link w:val="Heading8"/>
+    <w:uiPriority w:val="9"/>
+    <w:semiHidden/>
+    <w:rsid w:val="00556E86"/>
+    <w:rPr>
+      <w:rFonts w:asciiTheme="majorHAnsi" w:eastAsiaTheme="majorEastAsia" w:hAnsiTheme="majorHAnsi" w:cstheme="majorBidi"/>
+      <w:i/>
+      <w:iCs/>
+      <w:sz w:val="22"/>
+      <w:szCs w:val="22"/>
+    </w:rPr>
+  </w:style>
+  <w:style w:type="character" w:customStyle="1" w:styleId="Heading9Char">
+    <w:name w:val="Heading 9 Char"/>
+    <w:basedOn w:val="DefaultParagraphFont"/>
+    <w:link w:val="Heading9"/>
+    <w:uiPriority w:val="9"/>
+    <w:semiHidden/>
+    <w:rsid w:val="00556E86"/>
+    <w:rPr>
+      <w:b/>
+      <w:bCs/>
+      <w:i/>
+      <w:iCs/>
+    </w:rPr>
+  </w:style>
+  <w:style w:type="paragraph" w:styleId="Caption">
+    <w:name w:val="caption"/>
+    <w:basedOn w:val="Normal"/>
+    <w:next w:val="Normal"/>
+    <w:uiPriority w:val="35"/>
+    <w:semiHidden/>
+    <w:unhideWhenUsed/>
+    <w:qFormat/>
+    <w:rsid w:val="00556E86"/>
+    <w:pPr>
+      <w:spacing w:line="240" w:lineRule="auto"/>
+    </w:pPr>
+    <w:rPr>
+      <w:b/>
+      <w:bCs/>
+      <w:color w:val="404040" w:themeColor="text1" w:themeTint="BF"/>
+      <w:sz w:val="16"/>
+      <w:szCs w:val="16"/>
+    </w:rPr>
+  </w:style>
+  <w:style w:type="paragraph" w:styleId="Title">
+    <w:name w:val="Title"/>
+    <w:basedOn w:val="Normal"/>
+    <w:next w:val="Normal"/>
+    <w:link w:val="TitleChar"/>
+    <w:uiPriority w:val="10"/>
+    <w:qFormat/>
+    <w:rsid w:val="00556E86"/>
+    <w:pPr>
+      <w:pBdr>
+        <w:top w:val="single" w:sz="6" w:space="8" w:color="A5A5A5" w:themeColor="accent3"/>
+        <w:bottom w:val="single" w:sz="6" w:space="8" w:color="A5A5A5" w:themeColor="accent3"/>
+      </w:pBdr>
+      <w:spacing w:after="400" w:line="240" w:lineRule="auto"/>
+      <w:contextualSpacing/>
+      <w:jc w:val="center"/>
+    </w:pPr>
+    <w:rPr>
+      <w:rFonts w:asciiTheme="majorHAnsi" w:eastAsiaTheme="majorEastAsia" w:hAnsiTheme="majorHAnsi" w:cstheme="majorBidi"/>
+      <w:caps/>
+      <w:color w:val="44546A" w:themeColor="text2"/>
+      <w:spacing w:val="30"/>
+      <w:sz w:val="72"/>
+      <w:szCs w:val="72"/>
+    </w:rPr>
+  </w:style>
+  <w:style w:type="character" w:customStyle="1" w:styleId="TitleChar">
+    <w:name w:val="Title Char"/>
+    <w:basedOn w:val="DefaultParagraphFont"/>
+    <w:link w:val="Title"/>
+    <w:uiPriority w:val="10"/>
+    <w:rsid w:val="00556E86"/>
+    <w:rPr>
+      <w:rFonts w:asciiTheme="majorHAnsi" w:eastAsiaTheme="majorEastAsia" w:hAnsiTheme="majorHAnsi" w:cstheme="majorBidi"/>
+      <w:caps/>
+      <w:color w:val="44546A" w:themeColor="text2"/>
+      <w:spacing w:val="30"/>
+      <w:sz w:val="72"/>
+      <w:szCs w:val="72"/>
+    </w:rPr>
+  </w:style>
+  <w:style w:type="paragraph" w:styleId="Subtitle">
+    <w:name w:val="Subtitle"/>
+    <w:basedOn w:val="Normal"/>
+    <w:next w:val="Normal"/>
+    <w:link w:val="SubtitleChar"/>
+    <w:uiPriority w:val="11"/>
+    <w:qFormat/>
+    <w:rsid w:val="00556E86"/>
+    <w:pPr>
+      <w:numPr>
+        <w:ilvl w:val="1"/>
+      </w:numPr>
+      <w:jc w:val="center"/>
+    </w:pPr>
+    <w:rPr>
+      <w:color w:val="44546A" w:themeColor="text2"/>
+      <w:sz w:val="28"/>
+      <w:szCs w:val="28"/>
+    </w:rPr>
+  </w:style>
+  <w:style w:type="character" w:customStyle="1" w:styleId="SubtitleChar">
+    <w:name w:val="Subtitle Char"/>
+    <w:basedOn w:val="DefaultParagraphFont"/>
+    <w:link w:val="Subtitle"/>
+    <w:uiPriority w:val="11"/>
+    <w:rsid w:val="00556E86"/>
+    <w:rPr>
+      <w:color w:val="44546A" w:themeColor="text2"/>
+      <w:sz w:val="28"/>
+      <w:szCs w:val="28"/>
+    </w:rPr>
+  </w:style>
+  <w:style w:type="character" w:styleId="Emphasis">
+    <w:name w:val="Emphasis"/>
+    <w:basedOn w:val="DefaultParagraphFont"/>
+    <w:uiPriority w:val="20"/>
+    <w:qFormat/>
+    <w:rsid w:val="00556E86"/>
+    <w:rPr>
+      <w:i/>
+      <w:iCs/>
+      <w:color w:val="000000" w:themeColor="text1"/>
+    </w:rPr>
+  </w:style>
+  <w:style w:type="paragraph" w:styleId="NoSpacing">
+    <w:name w:val="No Spacing"/>
+    <w:uiPriority w:val="1"/>
+    <w:qFormat/>
+    <w:rsid w:val="00556E86"/>
+    <w:pPr>
+      <w:spacing w:after="0" w:line="240" w:lineRule="auto"/>
+    </w:pPr>
+  </w:style>
+  <w:style w:type="paragraph" w:styleId="Quote">
+    <w:name w:val="Quote"/>
+    <w:basedOn w:val="Normal"/>
+    <w:next w:val="Normal"/>
+    <w:link w:val="QuoteChar"/>
+    <w:uiPriority w:val="29"/>
+    <w:qFormat/>
+    <w:rsid w:val="00556E86"/>
+    <w:pPr>
+      <w:spacing w:before="160"/>
+      <w:ind w:left="720" w:right="720"/>
+      <w:jc w:val="center"/>
+    </w:pPr>
+    <w:rPr>
+      <w:i/>
+      <w:iCs/>
+      <w:color w:val="7B7B7B" w:themeColor="accent3" w:themeShade="BF"/>
+      <w:sz w:val="24"/>
+      <w:szCs w:val="24"/>
+    </w:rPr>
+  </w:style>
+  <w:style w:type="character" w:customStyle="1" w:styleId="QuoteChar">
+    <w:name w:val="Quote Char"/>
+    <w:basedOn w:val="DefaultParagraphFont"/>
+    <w:link w:val="Quote"/>
+    <w:uiPriority w:val="29"/>
+    <w:rsid w:val="00556E86"/>
+    <w:rPr>
+      <w:i/>
+      <w:iCs/>
+      <w:color w:val="7B7B7B" w:themeColor="accent3" w:themeShade="BF"/>
+      <w:sz w:val="24"/>
+      <w:szCs w:val="24"/>
+    </w:rPr>
+  </w:style>
+  <w:style w:type="paragraph" w:styleId="IntenseQuote">
+    <w:name w:val="Intense Quote"/>
+    <w:basedOn w:val="Normal"/>
+    <w:next w:val="Normal"/>
+    <w:link w:val="IntenseQuoteChar"/>
+    <w:uiPriority w:val="30"/>
+    <w:qFormat/>
+    <w:rsid w:val="00556E86"/>
+    <w:pPr>
+      <w:spacing w:before="160" w:line="276" w:lineRule="auto"/>
+      <w:ind w:left="936" w:right="936"/>
+      <w:jc w:val="center"/>
+    </w:pPr>
+    <w:rPr>
+      <w:rFonts w:asciiTheme="majorHAnsi" w:eastAsiaTheme="majorEastAsia" w:hAnsiTheme="majorHAnsi" w:cstheme="majorBidi"/>
+      <w:caps/>
+      <w:color w:val="2F5496" w:themeColor="accent1" w:themeShade="BF"/>
+      <w:sz w:val="28"/>
+      <w:szCs w:val="28"/>
+    </w:rPr>
+  </w:style>
+  <w:style w:type="character" w:customStyle="1" w:styleId="IntenseQuoteChar">
+    <w:name w:val="Intense Quote Char"/>
+    <w:basedOn w:val="DefaultParagraphFont"/>
+    <w:link w:val="IntenseQuote"/>
+    <w:uiPriority w:val="30"/>
+    <w:rsid w:val="00556E86"/>
+    <w:rPr>
+      <w:rFonts w:asciiTheme="majorHAnsi" w:eastAsiaTheme="majorEastAsia" w:hAnsiTheme="majorHAnsi" w:cstheme="majorBidi"/>
+      <w:caps/>
+      <w:color w:val="2F5496" w:themeColor="accent1" w:themeShade="BF"/>
+      <w:sz w:val="28"/>
+      <w:szCs w:val="28"/>
+    </w:rPr>
+  </w:style>
+  <w:style w:type="character" w:styleId="SubtleEmphasis">
+    <w:name w:val="Subtle Emphasis"/>
+    <w:basedOn w:val="DefaultParagraphFont"/>
+    <w:uiPriority w:val="19"/>
+    <w:qFormat/>
+    <w:rsid w:val="00556E86"/>
+    <w:rPr>
+      <w:i/>
+      <w:iCs/>
+      <w:color w:val="595959" w:themeColor="text1" w:themeTint="A6"/>
+    </w:rPr>
+  </w:style>
+  <w:style w:type="character" w:styleId="IntenseEmphasis">
+    <w:name w:val="Intense Emphasis"/>
+    <w:basedOn w:val="DefaultParagraphFont"/>
+    <w:uiPriority w:val="21"/>
+    <w:qFormat/>
+    <w:rsid w:val="00556E86"/>
+    <w:rPr>
+      <w:b/>
+      <w:bCs/>
+      <w:i/>
+      <w:iCs/>
+      <w:color w:val="auto"/>
+    </w:rPr>
+  </w:style>
+  <w:style w:type="character" w:styleId="SubtleReference">
+    <w:name w:val="Subtle Reference"/>
+    <w:basedOn w:val="DefaultParagraphFont"/>
+    <w:uiPriority w:val="31"/>
+    <w:qFormat/>
+    <w:rsid w:val="00556E86"/>
+    <w:rPr>
+      <w:caps w:val="0"/>
+      <w:smallCaps/>
+      <w:color w:val="404040" w:themeColor="text1" w:themeTint="BF"/>
+      <w:spacing w:val="0"/>
+      <w:u w:val="single" w:color="7F7F7F" w:themeColor="text1" w:themeTint="80"/>
+    </w:rPr>
+  </w:style>
+  <w:style w:type="character" w:styleId="IntenseReference">
+    <w:name w:val="Intense Reference"/>
+    <w:basedOn w:val="DefaultParagraphFont"/>
+    <w:uiPriority w:val="32"/>
+    <w:qFormat/>
+    <w:rsid w:val="00556E86"/>
+    <w:rPr>
+      <w:b/>
+      <w:bCs/>
+      <w:caps w:val="0"/>
+      <w:smallCaps/>
+      <w:color w:val="auto"/>
+      <w:spacing w:val="0"/>
+      <w:u w:val="single"/>
+    </w:rPr>
+  </w:style>
+  <w:style w:type="character" w:styleId="BookTitle">
+    <w:name w:val="Book Title"/>
+    <w:basedOn w:val="DefaultParagraphFont"/>
+    <w:uiPriority w:val="33"/>
+    <w:qFormat/>
+    <w:rsid w:val="00556E86"/>
+    <w:rPr>
+      <w:b/>
+      <w:bCs/>
+      <w:caps w:val="0"/>
+      <w:smallCaps/>
+      <w:spacing w:val="0"/>
+    </w:rPr>
+  </w:style>
+  <w:style w:type="paragraph" w:styleId="TOCHeading">
+    <w:name w:val="TOC Heading"/>
+    <w:basedOn w:val="Heading1"/>
+    <w:next w:val="Normal"/>
+    <w:uiPriority w:val="39"/>
+    <w:semiHidden/>
+    <w:unhideWhenUsed/>
+    <w:qFormat/>
+    <w:rsid w:val="00556E86"/>
+    <w:pPr>
+      <w:outlineLvl w:val="9"/>
+    </w:pPr>
+  </w:style>
+  <w:style w:type="table" w:styleId="TableGrid">
+    <w:name w:val="Table Grid"/>
+    <w:basedOn w:val="TableNormal"/>
+    <w:uiPriority w:val="39"/>
+    <w:rsid w:val="0098120B"/>
+    <w:pPr>
+      <w:spacing w:after="0" w:line="240" w:lineRule="auto"/>
+    </w:pPr>
+    <w:tblPr>
+      <w:tblBorders>
+        <w:top w:val="single" w:sz="4" w:space="0" w:color="auto"/>
+        <w:left w:val="single" w:sz="4" w:space="0" w:color="auto"/>
+        <w:bottom w:val="single" w:sz="4" w:space="0" w:color="auto"/>
+        <w:right w:val="single" w:sz="4" w:space="0" w:color="auto"/>
+        <w:insideH w:val="single" w:sz="4" w:space="0" w:color="auto"/>
+        <w:insideV w:val="single" w:sz="4" w:space="0" w:color="auto"/>
+      </w:tblBorders>
+    </w:tblPr>
   </w:style>
 </w:styles>
 </file>
